--- a/2023年/2023年3月中国电子学会软件编程图形化等级考试1级.docx
+++ b/2023年/2023年3月中国电子学会软件编程图形化等级考试1级.docx
@@ -1,42 +1,5 @@
 
-<file path=docProps\app.xml><?xml version="1.0" encoding="utf-8"?>
-<Properties xmlns="http://schemas.openxmlformats.org/officeDocument/2006/extended-properties" xmlns:vt="http://schemas.openxmlformats.org/officeDocument/2006/docPropsVTypes">
-  <Template>Normal.dotm</Template>
-  <Pages>1</Pages>
-  <Words>0</Words>
-  <Characters>0</Characters>
-  <Lines>0</Lines>
-  <Paragraphs>0</Paragraphs>
-  <TotalTime>1</TotalTime>
-  <ScaleCrop>false</ScaleCrop>
-  <LinksUpToDate>false</LinksUpToDate>
-  <CharactersWithSpaces>0</CharactersWithSpaces>
-  <Application>WPS Office_11.1.0.14036_F1E327BC-269C-435d-A152-05C5408002CA</Application>
-  <DocSecurity>0</DocSecurity>
-</Properties>
-</file>
-
-<file path=docProps\core.xml><?xml version="1.0" encoding="utf-8"?>
-<cp:coreProperties xmlns:cp="http://schemas.openxmlformats.org/package/2006/metadata/core-properties" xmlns:dc="http://purl.org/dc/elements/1.1/" xmlns:dcterms="http://purl.org/dc/terms/" xmlns:dcmitype="http://purl.org/dc/dcmitype/" xmlns:xsi="http://www.w3.org/2001/XMLSchema-instance">
-  <dcterms:created xsi:type="dcterms:W3CDTF">2023-04-06T06:53:46Z</dcterms:created>
-  <dc:creator>Administrator</dc:creator>
-  <cp:lastModifiedBy>依依</cp:lastModifiedBy>
-  <dcterms:modified xsi:type="dcterms:W3CDTF">2023-04-06T07:11:59Z</dcterms:modified>
-</cp:coreProperties>
-</file>
-
-<file path=docProps\custom.xml><?xml version="1.0" encoding="utf-8"?>
-<Properties xmlns="http://schemas.openxmlformats.org/officeDocument/2006/custom-properties" xmlns:vt="http://schemas.openxmlformats.org/officeDocument/2006/docPropsVTypes">
-  <property fmtid="{D5CDD505-2E9C-101B-9397-08002B2CF9AE}" pid="2" name="KSOProductBuildVer">
-    <vt:lpwstr>2052-11.1.0.14036</vt:lpwstr>
-  </property>
-  <property fmtid="{D5CDD505-2E9C-101B-9397-08002B2CF9AE}" pid="3" name="ICV">
-    <vt:lpwstr>8CF6812896B84335B3AB5F47C5749182_12</vt:lpwstr>
-  </property>
-</Properties>
-</file>
-
-<file path=word\document.xml><?xml version="1.0" encoding="utf-8"?>
+<file path=word/document.xml><?xml version="1.0" encoding="utf-8"?>
 <w:document xmlns:w="http://schemas.openxmlformats.org/wordprocessingml/2006/main" xmlns:r="http://schemas.openxmlformats.org/officeDocument/2006/relationships" xmlns:wp="http://schemas.openxmlformats.org/drawingml/2006/wordprocessingDrawing" xmlns:a="http://schemas.openxmlformats.org/drawingml/2006/main" xmlns:pic="http://schemas.openxmlformats.org/drawingml/2006/picture">
   <w:body>
     <w:p>
@@ -533,23 +496,23 @@
         </w:rPr>
         <w:drawing>
           <wp:inline distT="0" distB="0" distL="0" distR="0">
-            <wp:extent cx="3132000" cy="1905000"/>
+            <wp:extent cx="1593850" cy="2764155"/>
             <wp:effectExtent l="0" t="0" r="0" b="0"/>
-            <wp:docPr id="102" name="Picture 102" descr="image"/>
+            <wp:docPr id="170" name="Picture 170" descr="image"/>
             <wp:cNvGraphicFramePr>
-              <a:graphicFrameLocks xmlns:a="http://schemas.openxmlformats.org/drawingml/2006/main" noChangeAspect="1"/>
+              <a:graphicFrameLocks noChangeAspect="1"/>
             </wp:cNvGraphicFramePr>
-            <a:graphic xmlns:a="http://schemas.openxmlformats.org/drawingml/2006/main">
+            <a:graphic>
               <a:graphicData uri="http://schemas.openxmlformats.org/drawingml/2006/picture">
-                <pic:pic xmlns:pic="http://schemas.openxmlformats.org/drawingml/2006/picture">
+                <pic:pic>
                   <pic:nvPicPr>
-                    <pic:cNvPr id="102" name="Picture 102" descr="image"/>
+                    <pic:cNvPr id="170" name="Picture 170" descr="image"/>
                     <pic:cNvPicPr>
                       <a:picLocks noChangeAspect="1"/>
                     </pic:cNvPicPr>
                   </pic:nvPicPr>
                   <pic:blipFill>
-                    <a:blip r:embed="rId5|rId6|rId7"/>
+                    <a:blip r:embed="rId5"/>
                     <a:stretch>
                       <a:fillRect/>
                     </a:stretch>
@@ -557,7 +520,81 @@
                   <pic:spPr>
                     <a:xfrm>
                       <a:off x="0" y="0"/>
-                      <a:ext cx="3132000" cy="1905000"/>
+                      <a:ext cx="1593850" cy="2764155"/>
+                    </a:xfrm>
+                    <a:prstGeom prst="rect">
+                      <a:avLst/>
+                    </a:prstGeom>
+                  </pic:spPr>
+                </pic:pic>
+              </a:graphicData>
+            </a:graphic>
+          </wp:inline>
+        </w:drawing>
+        <w:drawing>
+          <wp:inline distT="0" distB="0" distL="0" distR="0">
+            <wp:extent cx="1161415" cy="2112010"/>
+            <wp:effectExtent l="0" t="0" r="0" b="0"/>
+            <wp:docPr id="171" name="Picture 171" descr="image"/>
+            <wp:cNvGraphicFramePr>
+              <a:graphicFrameLocks noChangeAspect="1"/>
+            </wp:cNvGraphicFramePr>
+            <a:graphic>
+              <a:graphicData uri="http://schemas.openxmlformats.org/drawingml/2006/picture">
+                <pic:pic>
+                  <pic:nvPicPr>
+                    <pic:cNvPr id="171" name="Picture 171" descr="image"/>
+                    <pic:cNvPicPr>
+                      <a:picLocks noChangeAspect="1"/>
+                    </pic:cNvPicPr>
+                  </pic:nvPicPr>
+                  <pic:blipFill>
+                    <a:blip r:embed="rId6"/>
+                    <a:stretch>
+                      <a:fillRect/>
+                    </a:stretch>
+                  </pic:blipFill>
+                  <pic:spPr>
+                    <a:xfrm>
+                      <a:off x="0" y="0"/>
+                      <a:ext cx="1161415" cy="2112010"/>
+                    </a:xfrm>
+                    <a:prstGeom prst="rect">
+                      <a:avLst/>
+                    </a:prstGeom>
+                  </pic:spPr>
+                </pic:pic>
+              </a:graphicData>
+            </a:graphic>
+          </wp:inline>
+        </w:drawing>
+        <w:drawing>
+          <wp:inline distT="0" distB="0" distL="0" distR="0">
+            <wp:extent cx="1029970" cy="3204845"/>
+            <wp:effectExtent l="0" t="0" r="0" b="0"/>
+            <wp:docPr id="172" name="Picture 172" descr="image"/>
+            <wp:cNvGraphicFramePr>
+              <a:graphicFrameLocks noChangeAspect="1"/>
+            </wp:cNvGraphicFramePr>
+            <a:graphic>
+              <a:graphicData uri="http://schemas.openxmlformats.org/drawingml/2006/picture">
+                <pic:pic>
+                  <pic:nvPicPr>
+                    <pic:cNvPr id="172" name="Picture 172" descr="image"/>
+                    <pic:cNvPicPr>
+                      <a:picLocks noChangeAspect="1"/>
+                    </pic:cNvPicPr>
+                  </pic:nvPicPr>
+                  <pic:blipFill>
+                    <a:blip r:embed="rId7"/>
+                    <a:stretch>
+                      <a:fillRect/>
+                    </a:stretch>
+                  </pic:blipFill>
+                  <pic:spPr>
+                    <a:xfrm>
+                      <a:off x="0" y="0"/>
+                      <a:ext cx="1029970" cy="3204845"/>
                     </a:xfrm>
                     <a:prstGeom prst="rect">
                       <a:avLst/>
@@ -1034,23 +1071,23 @@
         </w:rPr>
         <w:drawing>
           <wp:inline distT="0" distB="0" distL="0" distR="0">
-            <wp:extent cx="3132000" cy="1905000"/>
+            <wp:extent cx="745490" cy="2913380"/>
             <wp:effectExtent l="0" t="0" r="0" b="0"/>
-            <wp:docPr id="107" name="Picture 107" descr="image"/>
+            <wp:docPr id="173" name="Picture 173" descr="image"/>
             <wp:cNvGraphicFramePr>
-              <a:graphicFrameLocks xmlns:a="http://schemas.openxmlformats.org/drawingml/2006/main" noChangeAspect="1"/>
+              <a:graphicFrameLocks noChangeAspect="1"/>
             </wp:cNvGraphicFramePr>
-            <a:graphic xmlns:a="http://schemas.openxmlformats.org/drawingml/2006/main">
+            <a:graphic>
               <a:graphicData uri="http://schemas.openxmlformats.org/drawingml/2006/picture">
-                <pic:pic xmlns:pic="http://schemas.openxmlformats.org/drawingml/2006/picture">
+                <pic:pic>
                   <pic:nvPicPr>
-                    <pic:cNvPr id="107" name="Picture 107" descr="image"/>
+                    <pic:cNvPr id="173" name="Picture 173" descr="image"/>
                     <pic:cNvPicPr>
                       <a:picLocks noChangeAspect="1"/>
                     </pic:cNvPicPr>
                   </pic:nvPicPr>
                   <pic:blipFill>
-                    <a:blip r:embed="rId12|rId13"/>
+                    <a:blip r:embed="rId12"/>
                     <a:stretch>
                       <a:fillRect/>
                     </a:stretch>
@@ -1058,7 +1095,44 @@
                   <pic:spPr>
                     <a:xfrm>
                       <a:off x="0" y="0"/>
-                      <a:ext cx="3132000" cy="1905000"/>
+                      <a:ext cx="745490" cy="2913380"/>
+                    </a:xfrm>
+                    <a:prstGeom prst="rect">
+                      <a:avLst/>
+                    </a:prstGeom>
+                  </pic:spPr>
+                </pic:pic>
+              </a:graphicData>
+            </a:graphic>
+          </wp:inline>
+        </w:drawing>
+        <w:drawing>
+          <wp:inline distT="0" distB="0" distL="0" distR="0">
+            <wp:extent cx="3194050" cy="2381250"/>
+            <wp:effectExtent l="0" t="0" r="0" b="0"/>
+            <wp:docPr id="174" name="Picture 174" descr="image"/>
+            <wp:cNvGraphicFramePr>
+              <a:graphicFrameLocks noChangeAspect="1"/>
+            </wp:cNvGraphicFramePr>
+            <a:graphic>
+              <a:graphicData uri="http://schemas.openxmlformats.org/drawingml/2006/picture">
+                <pic:pic>
+                  <pic:nvPicPr>
+                    <pic:cNvPr id="174" name="Picture 174" descr="image"/>
+                    <pic:cNvPicPr>
+                      <a:picLocks noChangeAspect="1"/>
+                    </pic:cNvPicPr>
+                  </pic:nvPicPr>
+                  <pic:blipFill>
+                    <a:blip r:embed="rId13"/>
+                    <a:stretch>
+                      <a:fillRect/>
+                    </a:stretch>
+                  </pic:blipFill>
+                  <pic:spPr>
+                    <a:xfrm>
+                      <a:off x="0" y="0"/>
+                      <a:ext cx="3194050" cy="2381250"/>
                     </a:xfrm>
                     <a:prstGeom prst="rect">
                       <a:avLst/>
@@ -1535,23 +1609,23 @@
         </w:rPr>
         <w:drawing>
           <wp:inline distT="0" distB="0" distL="0" distR="0">
-            <wp:extent cx="3132000" cy="2857500"/>
+            <wp:extent cx="3094355" cy="2302510"/>
             <wp:effectExtent l="0" t="0" r="0" b="0"/>
-            <wp:docPr id="112" name="Picture 112" descr="image"/>
+            <wp:docPr id="175" name="Picture 175" descr="image"/>
             <wp:cNvGraphicFramePr>
-              <a:graphicFrameLocks xmlns:a="http://schemas.openxmlformats.org/drawingml/2006/main" noChangeAspect="1"/>
+              <a:graphicFrameLocks noChangeAspect="1"/>
             </wp:cNvGraphicFramePr>
-            <a:graphic xmlns:a="http://schemas.openxmlformats.org/drawingml/2006/main">
+            <a:graphic>
               <a:graphicData uri="http://schemas.openxmlformats.org/drawingml/2006/picture">
-                <pic:pic xmlns:pic="http://schemas.openxmlformats.org/drawingml/2006/picture">
+                <pic:pic>
                   <pic:nvPicPr>
-                    <pic:cNvPr id="112" name="Picture 112" descr="image"/>
+                    <pic:cNvPr id="175" name="Picture 175" descr="image"/>
                     <pic:cNvPicPr>
                       <a:picLocks noChangeAspect="1"/>
                     </pic:cNvPicPr>
                   </pic:nvPicPr>
                   <pic:blipFill>
-                    <a:blip r:embed="rId18|rId19"/>
+                    <a:blip r:embed="rId18"/>
                     <a:stretch>
                       <a:fillRect/>
                     </a:stretch>
@@ -1559,7 +1633,7 @@
                   <pic:spPr>
                     <a:xfrm>
                       <a:off x="0" y="0"/>
-                      <a:ext cx="3132000" cy="2857500"/>
+                      <a:ext cx="3094355" cy="2302510"/>
                     </a:xfrm>
                     <a:prstGeom prst="rect">
                       <a:avLst/>
@@ -1570,194 +1644,25 @@
             </a:graphic>
           </wp:inline>
         </w:drawing>
-      </w:r>
-    </w:p>
-    <w:p>
-      <w:pPr>
-        <w:keepNext/>
-        <w:spacing w:before="60" w:after="20" w:line="300" w:lineRule="auto"/>
-        <w:ind w:left="420" w:right="0" w:firstLine="0"/>
-        <w:jc w:val="left"/>
-        <w:rPr>
-          <w:rFonts w:ascii="Times New Roman" w:hAnsi="Times New Roman" w:eastAsia="宋体" w:cs="Times New Roman"/>
-          <w:kern w:val="0"/>
-          <w:sz w:val="21"/>
-          <w:szCs w:val="21"/>
-        </w:rPr>
-      </w:pPr>
-      <w:r>
-        <w:rPr>
-          <w:rFonts w:ascii="Times New Roman" w:hAnsi="Times New Roman" w:eastAsia="宋体" w:cs="Times New Roman"/>
-          <w:kern w:val="0"/>
-          <w:sz w:val="21"/>
-          <w:szCs w:val="21"/>
-        </w:rPr>
-        <w:t xml:space="preserve">A．1</w:t>
-      </w:r>
-    </w:p>
-    <w:p>
-      <w:pPr>
-        <w:keepNext/>
-        <w:spacing w:before="60" w:after="20" w:line="300" w:lineRule="auto"/>
-        <w:ind w:left="420" w:right="0" w:firstLine="0"/>
-        <w:jc w:val="left"/>
-        <w:rPr>
-          <w:rFonts w:ascii="Times New Roman" w:hAnsi="Times New Roman" w:eastAsia="宋体" w:cs="Times New Roman"/>
-          <w:kern w:val="0"/>
-          <w:sz w:val="21"/>
-          <w:szCs w:val="21"/>
-        </w:rPr>
-      </w:pPr>
-      <w:r>
-        <w:rPr>
-          <w:rFonts w:ascii="Times New Roman" w:hAnsi="Times New Roman" w:eastAsia="宋体" w:cs="Times New Roman"/>
-          <w:kern w:val="0"/>
-          <w:sz w:val="21"/>
-          <w:szCs w:val="21"/>
-        </w:rPr>
-        <w:t xml:space="preserve">B．2</w:t>
-      </w:r>
-    </w:p>
-    <w:p>
-      <w:pPr>
-        <w:keepNext/>
-        <w:spacing w:before="60" w:after="20" w:line="300" w:lineRule="auto"/>
-        <w:ind w:left="420" w:right="0" w:firstLine="0"/>
-        <w:jc w:val="left"/>
-        <w:rPr>
-          <w:rFonts w:ascii="Times New Roman" w:hAnsi="Times New Roman" w:eastAsia="宋体" w:cs="Times New Roman"/>
-          <w:kern w:val="0"/>
-          <w:sz w:val="21"/>
-          <w:szCs w:val="21"/>
-        </w:rPr>
-      </w:pPr>
-      <w:r>
-        <w:rPr>
-          <w:rFonts w:ascii="Times New Roman" w:hAnsi="Times New Roman" w:eastAsia="宋体" w:cs="Times New Roman"/>
-          <w:kern w:val="0"/>
-          <w:sz w:val="21"/>
-          <w:szCs w:val="21"/>
-        </w:rPr>
-        <w:t xml:space="preserve">C．3</w:t>
-      </w:r>
-    </w:p>
-    <w:p>
-      <w:pPr>
-        <w:keepNext/>
-        <w:spacing w:before="60" w:after="20" w:line="300" w:lineRule="auto"/>
-        <w:ind w:left="420" w:right="0" w:firstLine="0"/>
-        <w:jc w:val="left"/>
-        <w:rPr>
-          <w:rFonts w:ascii="Times New Roman" w:hAnsi="Times New Roman" w:eastAsia="宋体" w:cs="Times New Roman"/>
-          <w:kern w:val="0"/>
-          <w:sz w:val="21"/>
-          <w:szCs w:val="21"/>
-        </w:rPr>
-      </w:pPr>
-      <w:r>
-        <w:rPr>
-          <w:rFonts w:ascii="Times New Roman" w:hAnsi="Times New Roman" w:eastAsia="宋体" w:cs="Times New Roman"/>
-          <w:kern w:val="0"/>
-          <w:sz w:val="21"/>
-          <w:szCs w:val="21"/>
-        </w:rPr>
-        <w:t xml:space="preserve">D．4</w:t>
-      </w:r>
-    </w:p>
-    <w:p>
-      <w:pPr>
-        <w:spacing w:before="0" w:after="0" w:line="300" w:lineRule="auto"/>
-        <w:rPr>
-          <w:rFonts w:ascii="Times New Roman" w:hAnsi="Times New Roman" w:eastAsia="宋体" w:cs="Times New Roman"/>
-          <w:kern w:val="0"/>
-          <w:sz w:val="12"/>
-          <w:szCs w:val="12"/>
-        </w:rPr>
-      </w:pPr>
-    </w:p>
-    <w:p>
-      <w:pPr>
-        <w:keepNext/>
-        <w:spacing w:before="40" w:after="30" w:line="300" w:lineRule="auto"/>
-        <w:ind w:left="0" w:right="0" w:firstLine="0"/>
-        <w:jc w:val="left"/>
-        <w:rPr>
-          <w:rFonts w:ascii="Times New Roman" w:hAnsi="Times New Roman" w:eastAsia="宋体" w:cs="Times New Roman"/>
-          <w:kern w:val="0"/>
-          <w:sz w:val="21"/>
-          <w:szCs w:val="21"/>
-        </w:rPr>
-      </w:pPr>
-      <w:r>
-        <w:rPr>
-          <w:rFonts w:ascii="Times New Roman" w:hAnsi="Times New Roman" w:eastAsia="宋体" w:cs="Times New Roman"/>
-          <w:kern w:val="0"/>
-          <w:sz w:val="21"/>
-          <w:szCs w:val="21"/>
-        </w:rPr>
-        <w:t xml:space="preserve">6．点击绿旗，下列描述正确的是？（ ）</w:t>
-      </w:r>
-    </w:p>
-    <w:p>
-      <w:pPr>
-        <w:keepNext/>
-        <w:spacing w:before="40" w:after="30" w:line="300" w:lineRule="auto"/>
-        <w:ind w:left="0" w:right="0" w:firstLine="0"/>
-        <w:jc w:val="left"/>
-        <w:rPr>
-          <w:rFonts w:ascii="Times New Roman" w:hAnsi="Times New Roman" w:eastAsia="宋体" w:cs="Times New Roman"/>
-          <w:kern w:val="0"/>
-          <w:sz w:val="21"/>
-          <w:szCs w:val="21"/>
-        </w:rPr>
-      </w:pPr>
-      <w:r>
-        <w:rPr>
-          <w:rFonts w:ascii="Times New Roman" w:hAnsi="Times New Roman" w:eastAsia="宋体" w:cs="Times New Roman"/>
-          <w:kern w:val="0"/>
-          <w:sz w:val="21"/>
-          <w:szCs w:val="21"/>
-        </w:rPr>
-        <w:t xml:space="preserve">  </w:t>
-      </w:r>
-    </w:p>
-    <w:p>
-      <w:pPr>
-        <w:keepNext/>
-        <w:spacing w:before="40" w:after="40" w:line="240" w:lineRule="auto"/>
-        <w:ind w:left="0" w:right="0" w:firstLine="0"/>
-        <w:jc w:val="center"/>
-        <w:rPr>
-          <w:rFonts w:ascii="Times New Roman" w:hAnsi="Times New Roman" w:eastAsia="宋体" w:cs="Times New Roman"/>
-          <w:kern w:val="0"/>
-          <w:sz w:val="21"/>
-          <w:szCs w:val="21"/>
-        </w:rPr>
-      </w:pPr>
-      <w:r>
-        <w:rPr>
-          <w:rFonts w:ascii="Times New Roman" w:hAnsi="Times New Roman" w:eastAsia="宋体"/>
-          <w:sz w:val="21"/>
-        </w:rPr>
         <w:drawing>
           <wp:inline distT="0" distB="0" distL="0" distR="0">
-            <wp:extent cx="3132000" cy="2857500"/>
+            <wp:extent cx="1397635" cy="2188210"/>
             <wp:effectExtent l="0" t="0" r="0" b="0"/>
-            <wp:docPr id="113" name="Picture 113" descr="image"/>
+            <wp:docPr id="176" name="Picture 176" descr="image"/>
             <wp:cNvGraphicFramePr>
-              <a:graphicFrameLocks xmlns:a="http://schemas.openxmlformats.org/drawingml/2006/main" noChangeAspect="1"/>
+              <a:graphicFrameLocks noChangeAspect="1"/>
             </wp:cNvGraphicFramePr>
-            <a:graphic xmlns:a="http://schemas.openxmlformats.org/drawingml/2006/main">
+            <a:graphic>
               <a:graphicData uri="http://schemas.openxmlformats.org/drawingml/2006/picture">
-                <pic:pic xmlns:pic="http://schemas.openxmlformats.org/drawingml/2006/picture">
+                <pic:pic>
                   <pic:nvPicPr>
-                    <pic:cNvPr id="113" name="Picture 113" descr="image"/>
+                    <pic:cNvPr id="176" name="Picture 176" descr="image"/>
                     <pic:cNvPicPr>
                       <a:picLocks noChangeAspect="1"/>
                     </pic:cNvPicPr>
                   </pic:nvPicPr>
                   <pic:blipFill>
-                    <a:blip r:embed="rId20|rId21|rId22"/>
+                    <a:blip r:embed="rId19"/>
                     <a:stretch>
                       <a:fillRect/>
                     </a:stretch>
@@ -1765,7 +1670,7 @@
                   <pic:spPr>
                     <a:xfrm>
                       <a:off x="0" y="0"/>
-                      <a:ext cx="3132000" cy="2857500"/>
+                      <a:ext cx="1397635" cy="2188210"/>
                     </a:xfrm>
                     <a:prstGeom prst="rect">
                       <a:avLst/>
@@ -1798,7 +1703,7 @@
           <w:sz w:val="21"/>
           <w:szCs w:val="21"/>
         </w:rPr>
-        <w:t xml:space="preserve">A．小恐龙先向右移动了一段距离，然后张开嘴巴</w:t>
+        <w:t xml:space="preserve">A．1</w:t>
       </w:r>
     </w:p>
     <w:p>
@@ -1821,7 +1726,7 @@
           <w:sz w:val="21"/>
           <w:szCs w:val="21"/>
         </w:rPr>
-        <w:t xml:space="preserve">B．小恐龙先张开嘴巴，然后向右移动了一段距离</w:t>
+        <w:t xml:space="preserve">B．2</w:t>
       </w:r>
     </w:p>
     <w:p>
@@ -1844,7 +1749,7 @@
           <w:sz w:val="21"/>
           <w:szCs w:val="21"/>
         </w:rPr>
-        <w:t xml:space="preserve">C．小恐龙先向左移动了一段距离，然后张开嘴巴</w:t>
+        <w:t xml:space="preserve">C．3</w:t>
       </w:r>
     </w:p>
     <w:p>
@@ -1867,7 +1772,7 @@
           <w:sz w:val="21"/>
           <w:szCs w:val="21"/>
         </w:rPr>
-        <w:t xml:space="preserve">D．小恐龙先张开嘴巴，然后向左移动了一段距离</w:t>
+        <w:t xml:space="preserve">D．4</w:t>
       </w:r>
     </w:p>
     <w:p>
@@ -1901,7 +1806,30 @@
           <w:sz w:val="21"/>
           <w:szCs w:val="21"/>
         </w:rPr>
-        <w:t xml:space="preserve">7．背景如下图所示，下列说法正确的是？（ ）</w:t>
+        <w:t xml:space="preserve">6．点击绿旗，下列描述正确的是？（ ）</w:t>
+      </w:r>
+    </w:p>
+    <w:p>
+      <w:pPr>
+        <w:keepNext/>
+        <w:spacing w:before="40" w:after="30" w:line="300" w:lineRule="auto"/>
+        <w:ind w:left="0" w:right="0" w:firstLine="0"/>
+        <w:jc w:val="left"/>
+        <w:rPr>
+          <w:rFonts w:ascii="Times New Roman" w:hAnsi="Times New Roman" w:eastAsia="宋体" w:cs="Times New Roman"/>
+          <w:kern w:val="0"/>
+          <w:sz w:val="21"/>
+          <w:szCs w:val="21"/>
+        </w:rPr>
+      </w:pPr>
+      <w:r>
+        <w:rPr>
+          <w:rFonts w:ascii="Times New Roman" w:hAnsi="Times New Roman" w:eastAsia="宋体" w:cs="Times New Roman"/>
+          <w:kern w:val="0"/>
+          <w:sz w:val="21"/>
+          <w:szCs w:val="21"/>
+        </w:rPr>
+        <w:t xml:space="preserve">  </w:t>
       </w:r>
     </w:p>
     <w:p>
@@ -1924,23 +1852,23 @@
         </w:rPr>
         <w:drawing>
           <wp:inline distT="0" distB="0" distL="0" distR="0">
-            <wp:extent cx="3132000" cy="2857500"/>
+            <wp:extent cx="797560" cy="3108960"/>
             <wp:effectExtent l="0" t="0" r="0" b="0"/>
-            <wp:docPr id="114" name="Picture 114" descr="image"/>
+            <wp:docPr id="177" name="Picture 177" descr="image"/>
             <wp:cNvGraphicFramePr>
-              <a:graphicFrameLocks xmlns:a="http://schemas.openxmlformats.org/drawingml/2006/main" noChangeAspect="1"/>
+              <a:graphicFrameLocks noChangeAspect="1"/>
             </wp:cNvGraphicFramePr>
-            <a:graphic xmlns:a="http://schemas.openxmlformats.org/drawingml/2006/main">
+            <a:graphic>
               <a:graphicData uri="http://schemas.openxmlformats.org/drawingml/2006/picture">
-                <pic:pic xmlns:pic="http://schemas.openxmlformats.org/drawingml/2006/picture">
+                <pic:pic>
                   <pic:nvPicPr>
-                    <pic:cNvPr id="114" name="Picture 114" descr="image"/>
+                    <pic:cNvPr id="177" name="Picture 177" descr="image"/>
                     <pic:cNvPicPr>
                       <a:picLocks noChangeAspect="1"/>
                     </pic:cNvPicPr>
                   </pic:nvPicPr>
                   <pic:blipFill>
-                    <a:blip r:embed="rId23|rId24"/>
+                    <a:blip r:embed="rId20"/>
                     <a:stretch>
                       <a:fillRect/>
                     </a:stretch>
@@ -1948,7 +1876,301 @@
                   <pic:spPr>
                     <a:xfrm>
                       <a:off x="0" y="0"/>
-                      <a:ext cx="3132000" cy="2857500"/>
+                      <a:ext cx="797560" cy="3108960"/>
+                    </a:xfrm>
+                    <a:prstGeom prst="rect">
+                      <a:avLst/>
+                    </a:prstGeom>
+                  </pic:spPr>
+                </pic:pic>
+              </a:graphicData>
+            </a:graphic>
+          </wp:inline>
+        </w:drawing>
+        <w:drawing>
+          <wp:inline distT="0" distB="0" distL="0" distR="0">
+            <wp:extent cx="3052445" cy="2269490"/>
+            <wp:effectExtent l="0" t="0" r="0" b="0"/>
+            <wp:docPr id="178" name="Picture 178" descr="image"/>
+            <wp:cNvGraphicFramePr>
+              <a:graphicFrameLocks noChangeAspect="1"/>
+            </wp:cNvGraphicFramePr>
+            <a:graphic>
+              <a:graphicData uri="http://schemas.openxmlformats.org/drawingml/2006/picture">
+                <pic:pic>
+                  <pic:nvPicPr>
+                    <pic:cNvPr id="178" name="Picture 178" descr="image"/>
+                    <pic:cNvPicPr>
+                      <a:picLocks noChangeAspect="1"/>
+                    </pic:cNvPicPr>
+                  </pic:nvPicPr>
+                  <pic:blipFill>
+                    <a:blip r:embed="rId21"/>
+                    <a:stretch>
+                      <a:fillRect/>
+                    </a:stretch>
+                  </pic:blipFill>
+                  <pic:spPr>
+                    <a:xfrm>
+                      <a:off x="0" y="0"/>
+                      <a:ext cx="3052445" cy="2269490"/>
+                    </a:xfrm>
+                    <a:prstGeom prst="rect">
+                      <a:avLst/>
+                    </a:prstGeom>
+                  </pic:spPr>
+                </pic:pic>
+              </a:graphicData>
+            </a:graphic>
+          </wp:inline>
+        </w:drawing>
+        <w:drawing>
+          <wp:inline distT="0" distB="0" distL="0" distR="0">
+            <wp:extent cx="1131570" cy="2877820"/>
+            <wp:effectExtent l="0" t="0" r="0" b="0"/>
+            <wp:docPr id="179" name="Picture 179" descr="image"/>
+            <wp:cNvGraphicFramePr>
+              <a:graphicFrameLocks noChangeAspect="1"/>
+            </wp:cNvGraphicFramePr>
+            <a:graphic>
+              <a:graphicData uri="http://schemas.openxmlformats.org/drawingml/2006/picture">
+                <pic:pic>
+                  <pic:nvPicPr>
+                    <pic:cNvPr id="179" name="Picture 179" descr="image"/>
+                    <pic:cNvPicPr>
+                      <a:picLocks noChangeAspect="1"/>
+                    </pic:cNvPicPr>
+                  </pic:nvPicPr>
+                  <pic:blipFill>
+                    <a:blip r:embed="rId22"/>
+                    <a:stretch>
+                      <a:fillRect/>
+                    </a:stretch>
+                  </pic:blipFill>
+                  <pic:spPr>
+                    <a:xfrm>
+                      <a:off x="0" y="0"/>
+                      <a:ext cx="1131570" cy="2877820"/>
+                    </a:xfrm>
+                    <a:prstGeom prst="rect">
+                      <a:avLst/>
+                    </a:prstGeom>
+                  </pic:spPr>
+                </pic:pic>
+              </a:graphicData>
+            </a:graphic>
+          </wp:inline>
+        </w:drawing>
+      </w:r>
+    </w:p>
+    <w:p>
+      <w:pPr>
+        <w:keepNext/>
+        <w:spacing w:before="60" w:after="20" w:line="300" w:lineRule="auto"/>
+        <w:ind w:left="420" w:right="0" w:firstLine="0"/>
+        <w:jc w:val="left"/>
+        <w:rPr>
+          <w:rFonts w:ascii="Times New Roman" w:hAnsi="Times New Roman" w:eastAsia="宋体" w:cs="Times New Roman"/>
+          <w:kern w:val="0"/>
+          <w:sz w:val="21"/>
+          <w:szCs w:val="21"/>
+        </w:rPr>
+      </w:pPr>
+      <w:r>
+        <w:rPr>
+          <w:rFonts w:ascii="Times New Roman" w:hAnsi="Times New Roman" w:eastAsia="宋体" w:cs="Times New Roman"/>
+          <w:kern w:val="0"/>
+          <w:sz w:val="21"/>
+          <w:szCs w:val="21"/>
+        </w:rPr>
+        <w:t xml:space="preserve">A．小恐龙先向右移动了一段距离，然后张开嘴巴</w:t>
+      </w:r>
+    </w:p>
+    <w:p>
+      <w:pPr>
+        <w:keepNext/>
+        <w:spacing w:before="60" w:after="20" w:line="300" w:lineRule="auto"/>
+        <w:ind w:left="420" w:right="0" w:firstLine="0"/>
+        <w:jc w:val="left"/>
+        <w:rPr>
+          <w:rFonts w:ascii="Times New Roman" w:hAnsi="Times New Roman" w:eastAsia="宋体" w:cs="Times New Roman"/>
+          <w:kern w:val="0"/>
+          <w:sz w:val="21"/>
+          <w:szCs w:val="21"/>
+        </w:rPr>
+      </w:pPr>
+      <w:r>
+        <w:rPr>
+          <w:rFonts w:ascii="Times New Roman" w:hAnsi="Times New Roman" w:eastAsia="宋体" w:cs="Times New Roman"/>
+          <w:kern w:val="0"/>
+          <w:sz w:val="21"/>
+          <w:szCs w:val="21"/>
+        </w:rPr>
+        <w:t xml:space="preserve">B．小恐龙先张开嘴巴，然后向右移动了一段距离</w:t>
+      </w:r>
+    </w:p>
+    <w:p>
+      <w:pPr>
+        <w:keepNext/>
+        <w:spacing w:before="60" w:after="20" w:line="300" w:lineRule="auto"/>
+        <w:ind w:left="420" w:right="0" w:firstLine="0"/>
+        <w:jc w:val="left"/>
+        <w:rPr>
+          <w:rFonts w:ascii="Times New Roman" w:hAnsi="Times New Roman" w:eastAsia="宋体" w:cs="Times New Roman"/>
+          <w:kern w:val="0"/>
+          <w:sz w:val="21"/>
+          <w:szCs w:val="21"/>
+        </w:rPr>
+      </w:pPr>
+      <w:r>
+        <w:rPr>
+          <w:rFonts w:ascii="Times New Roman" w:hAnsi="Times New Roman" w:eastAsia="宋体" w:cs="Times New Roman"/>
+          <w:kern w:val="0"/>
+          <w:sz w:val="21"/>
+          <w:szCs w:val="21"/>
+        </w:rPr>
+        <w:t xml:space="preserve">C．小恐龙先向左移动了一段距离，然后张开嘴巴</w:t>
+      </w:r>
+    </w:p>
+    <w:p>
+      <w:pPr>
+        <w:keepNext/>
+        <w:spacing w:before="60" w:after="20" w:line="300" w:lineRule="auto"/>
+        <w:ind w:left="420" w:right="0" w:firstLine="0"/>
+        <w:jc w:val="left"/>
+        <w:rPr>
+          <w:rFonts w:ascii="Times New Roman" w:hAnsi="Times New Roman" w:eastAsia="宋体" w:cs="Times New Roman"/>
+          <w:kern w:val="0"/>
+          <w:sz w:val="21"/>
+          <w:szCs w:val="21"/>
+        </w:rPr>
+      </w:pPr>
+      <w:r>
+        <w:rPr>
+          <w:rFonts w:ascii="Times New Roman" w:hAnsi="Times New Roman" w:eastAsia="宋体" w:cs="Times New Roman"/>
+          <w:kern w:val="0"/>
+          <w:sz w:val="21"/>
+          <w:szCs w:val="21"/>
+        </w:rPr>
+        <w:t xml:space="preserve">D．小恐龙先张开嘴巴，然后向左移动了一段距离</w:t>
+      </w:r>
+    </w:p>
+    <w:p>
+      <w:pPr>
+        <w:spacing w:before="0" w:after="0" w:line="300" w:lineRule="auto"/>
+        <w:rPr>
+          <w:rFonts w:ascii="Times New Roman" w:hAnsi="Times New Roman" w:eastAsia="宋体" w:cs="Times New Roman"/>
+          <w:kern w:val="0"/>
+          <w:sz w:val="12"/>
+          <w:szCs w:val="12"/>
+        </w:rPr>
+      </w:pPr>
+    </w:p>
+    <w:p>
+      <w:pPr>
+        <w:keepNext/>
+        <w:spacing w:before="40" w:after="30" w:line="300" w:lineRule="auto"/>
+        <w:ind w:left="0" w:right="0" w:firstLine="0"/>
+        <w:jc w:val="left"/>
+        <w:rPr>
+          <w:rFonts w:ascii="Times New Roman" w:hAnsi="Times New Roman" w:eastAsia="宋体" w:cs="Times New Roman"/>
+          <w:kern w:val="0"/>
+          <w:sz w:val="21"/>
+          <w:szCs w:val="21"/>
+        </w:rPr>
+      </w:pPr>
+      <w:r>
+        <w:rPr>
+          <w:rFonts w:ascii="Times New Roman" w:hAnsi="Times New Roman" w:eastAsia="宋体" w:cs="Times New Roman"/>
+          <w:kern w:val="0"/>
+          <w:sz w:val="21"/>
+          <w:szCs w:val="21"/>
+        </w:rPr>
+        <w:t xml:space="preserve">7．背景如下图所示，下列说法正确的是？（ ）</w:t>
+      </w:r>
+    </w:p>
+    <w:p>
+      <w:pPr>
+        <w:keepNext/>
+        <w:spacing w:before="40" w:after="40" w:line="240" w:lineRule="auto"/>
+        <w:ind w:left="0" w:right="0" w:firstLine="0"/>
+        <w:jc w:val="center"/>
+        <w:rPr>
+          <w:rFonts w:ascii="Times New Roman" w:hAnsi="Times New Roman" w:eastAsia="宋体" w:cs="Times New Roman"/>
+          <w:kern w:val="0"/>
+          <w:sz w:val="21"/>
+          <w:szCs w:val="21"/>
+        </w:rPr>
+      </w:pPr>
+      <w:r>
+        <w:rPr>
+          <w:rFonts w:ascii="Times New Roman" w:hAnsi="Times New Roman" w:eastAsia="宋体"/>
+          <w:sz w:val="21"/>
+        </w:rPr>
+        <w:drawing>
+          <wp:inline distT="0" distB="0" distL="0" distR="0">
+            <wp:extent cx="818515" cy="3166110"/>
+            <wp:effectExtent l="0" t="0" r="0" b="0"/>
+            <wp:docPr id="180" name="Picture 180" descr="image"/>
+            <wp:cNvGraphicFramePr>
+              <a:graphicFrameLocks noChangeAspect="1"/>
+            </wp:cNvGraphicFramePr>
+            <a:graphic>
+              <a:graphicData uri="http://schemas.openxmlformats.org/drawingml/2006/picture">
+                <pic:pic>
+                  <pic:nvPicPr>
+                    <pic:cNvPr id="180" name="Picture 180" descr="image"/>
+                    <pic:cNvPicPr>
+                      <a:picLocks noChangeAspect="1"/>
+                    </pic:cNvPicPr>
+                  </pic:nvPicPr>
+                  <pic:blipFill>
+                    <a:blip r:embed="rId23"/>
+                    <a:stretch>
+                      <a:fillRect/>
+                    </a:stretch>
+                  </pic:blipFill>
+                  <pic:spPr>
+                    <a:xfrm>
+                      <a:off x="0" y="0"/>
+                      <a:ext cx="818515" cy="3166110"/>
+                    </a:xfrm>
+                    <a:prstGeom prst="rect">
+                      <a:avLst/>
+                    </a:prstGeom>
+                  </pic:spPr>
+                </pic:pic>
+              </a:graphicData>
+            </a:graphic>
+          </wp:inline>
+        </w:drawing>
+        <w:drawing>
+          <wp:inline distT="0" distB="0" distL="0" distR="0">
+            <wp:extent cx="1666875" cy="1009650"/>
+            <wp:effectExtent l="0" t="0" r="0" b="0"/>
+            <wp:docPr id="181" name="Picture 181" descr="image"/>
+            <wp:cNvGraphicFramePr>
+              <a:graphicFrameLocks noChangeAspect="1"/>
+            </wp:cNvGraphicFramePr>
+            <a:graphic>
+              <a:graphicData uri="http://schemas.openxmlformats.org/drawingml/2006/picture">
+                <pic:pic>
+                  <pic:nvPicPr>
+                    <pic:cNvPr id="181" name="Picture 181" descr="image"/>
+                    <pic:cNvPicPr>
+                      <a:picLocks noChangeAspect="1"/>
+                    </pic:cNvPicPr>
+                  </pic:nvPicPr>
+                  <pic:blipFill>
+                    <a:blip r:embed="rId24"/>
+                    <a:stretch>
+                      <a:fillRect/>
+                    </a:stretch>
+                  </pic:blipFill>
+                  <pic:spPr>
+                    <a:xfrm>
+                      <a:off x="0" y="0"/>
+                      <a:ext cx="1666875" cy="1009650"/>
                     </a:xfrm>
                     <a:prstGeom prst="rect">
                       <a:avLst/>
@@ -3086,23 +3308,23 @@
         </w:rPr>
         <w:drawing>
           <wp:inline distT="0" distB="0" distL="0" distR="0">
-            <wp:extent cx="3132000" cy="2857500"/>
+            <wp:extent cx="2935605" cy="2214245"/>
             <wp:effectExtent l="0" t="0" r="0" b="0"/>
-            <wp:docPr id="125" name="Picture 125" descr="image"/>
+            <wp:docPr id="182" name="Picture 182" descr="image"/>
             <wp:cNvGraphicFramePr>
-              <a:graphicFrameLocks xmlns:a="http://schemas.openxmlformats.org/drawingml/2006/main" noChangeAspect="1"/>
+              <a:graphicFrameLocks noChangeAspect="1"/>
             </wp:cNvGraphicFramePr>
-            <a:graphic xmlns:a="http://schemas.openxmlformats.org/drawingml/2006/main">
+            <a:graphic>
               <a:graphicData uri="http://schemas.openxmlformats.org/drawingml/2006/picture">
-                <pic:pic xmlns:pic="http://schemas.openxmlformats.org/drawingml/2006/picture">
+                <pic:pic>
                   <pic:nvPicPr>
-                    <pic:cNvPr id="125" name="Picture 125" descr="image"/>
+                    <pic:cNvPr id="182" name="Picture 182" descr="image"/>
                     <pic:cNvPicPr>
                       <a:picLocks noChangeAspect="1"/>
                     </pic:cNvPicPr>
                   </pic:nvPicPr>
                   <pic:blipFill>
-                    <a:blip r:embed="rId35|rId36"/>
+                    <a:blip r:embed="rId35"/>
                     <a:stretch>
                       <a:fillRect/>
                     </a:stretch>
@@ -3110,7 +3332,44 @@
                   <pic:spPr>
                     <a:xfrm>
                       <a:off x="0" y="0"/>
-                      <a:ext cx="3132000" cy="2857500"/>
+                      <a:ext cx="2935605" cy="2214245"/>
+                    </a:xfrm>
+                    <a:prstGeom prst="rect">
+                      <a:avLst/>
+                    </a:prstGeom>
+                  </pic:spPr>
+                </pic:pic>
+              </a:graphicData>
+            </a:graphic>
+          </wp:inline>
+        </w:drawing>
+        <w:drawing>
+          <wp:inline distT="0" distB="0" distL="0" distR="0">
+            <wp:extent cx="962025" cy="2929255"/>
+            <wp:effectExtent l="0" t="0" r="0" b="0"/>
+            <wp:docPr id="183" name="Picture 183" descr="image"/>
+            <wp:cNvGraphicFramePr>
+              <a:graphicFrameLocks noChangeAspect="1"/>
+            </wp:cNvGraphicFramePr>
+            <a:graphic>
+              <a:graphicData uri="http://schemas.openxmlformats.org/drawingml/2006/picture">
+                <pic:pic>
+                  <pic:nvPicPr>
+                    <pic:cNvPr id="183" name="Picture 183" descr="image"/>
+                    <pic:cNvPicPr>
+                      <a:picLocks noChangeAspect="1"/>
+                    </pic:cNvPicPr>
+                  </pic:nvPicPr>
+                  <pic:blipFill>
+                    <a:blip r:embed="rId36"/>
+                    <a:stretch>
+                      <a:fillRect/>
+                    </a:stretch>
+                  </pic:blipFill>
+                  <pic:spPr>
+                    <a:xfrm>
+                      <a:off x="0" y="0"/>
+                      <a:ext cx="962025" cy="2929255"/>
                     </a:xfrm>
                     <a:prstGeom prst="rect">
                       <a:avLst/>
@@ -3770,23 +4029,23 @@
         </w:rPr>
         <w:drawing>
           <wp:inline distT="0" distB="0" distL="0" distR="0">
-            <wp:extent cx="3132000" cy="2857500"/>
+            <wp:extent cx="1067435" cy="1816100"/>
             <wp:effectExtent l="0" t="0" r="0" b="0"/>
-            <wp:docPr id="131" name="Picture 131" descr="image"/>
+            <wp:docPr id="184" name="Picture 184" descr="image"/>
             <wp:cNvGraphicFramePr>
-              <a:graphicFrameLocks xmlns:a="http://schemas.openxmlformats.org/drawingml/2006/main" noChangeAspect="1"/>
+              <a:graphicFrameLocks noChangeAspect="1"/>
             </wp:cNvGraphicFramePr>
-            <a:graphic xmlns:a="http://schemas.openxmlformats.org/drawingml/2006/main">
+            <a:graphic>
               <a:graphicData uri="http://schemas.openxmlformats.org/drawingml/2006/picture">
-                <pic:pic xmlns:pic="http://schemas.openxmlformats.org/drawingml/2006/picture">
+                <pic:pic>
                   <pic:nvPicPr>
-                    <pic:cNvPr id="131" name="Picture 131" descr="image"/>
+                    <pic:cNvPr id="184" name="Picture 184" descr="image"/>
                     <pic:cNvPicPr>
                       <a:picLocks noChangeAspect="1"/>
                     </pic:cNvPicPr>
                   </pic:nvPicPr>
                   <pic:blipFill>
-                    <a:blip r:embed="rId42|rId43|rId44"/>
+                    <a:blip r:embed="rId42"/>
                     <a:stretch>
                       <a:fillRect/>
                     </a:stretch>
@@ -3794,7 +4053,81 @@
                   <pic:spPr>
                     <a:xfrm>
                       <a:off x="0" y="0"/>
-                      <a:ext cx="3132000" cy="2857500"/>
+                      <a:ext cx="1067435" cy="1816100"/>
+                    </a:xfrm>
+                    <a:prstGeom prst="rect">
+                      <a:avLst/>
+                    </a:prstGeom>
+                  </pic:spPr>
+                </pic:pic>
+              </a:graphicData>
+            </a:graphic>
+          </wp:inline>
+        </w:drawing>
+        <w:drawing>
+          <wp:inline distT="0" distB="0" distL="0" distR="0">
+            <wp:extent cx="1979295" cy="1478280"/>
+            <wp:effectExtent l="0" t="0" r="0" b="0"/>
+            <wp:docPr id="185" name="Picture 185" descr="image"/>
+            <wp:cNvGraphicFramePr>
+              <a:graphicFrameLocks noChangeAspect="1"/>
+            </wp:cNvGraphicFramePr>
+            <a:graphic>
+              <a:graphicData uri="http://schemas.openxmlformats.org/drawingml/2006/picture">
+                <pic:pic>
+                  <pic:nvPicPr>
+                    <pic:cNvPr id="185" name="Picture 185" descr="image"/>
+                    <pic:cNvPicPr>
+                      <a:picLocks noChangeAspect="1"/>
+                    </pic:cNvPicPr>
+                  </pic:nvPicPr>
+                  <pic:blipFill>
+                    <a:blip r:embed="rId43"/>
+                    <a:stretch>
+                      <a:fillRect/>
+                    </a:stretch>
+                  </pic:blipFill>
+                  <pic:spPr>
+                    <a:xfrm>
+                      <a:off x="0" y="0"/>
+                      <a:ext cx="1979295" cy="1478280"/>
+                    </a:xfrm>
+                    <a:prstGeom prst="rect">
+                      <a:avLst/>
+                    </a:prstGeom>
+                  </pic:spPr>
+                </pic:pic>
+              </a:graphicData>
+            </a:graphic>
+          </wp:inline>
+        </w:drawing>
+        <w:drawing>
+          <wp:inline distT="0" distB="0" distL="0" distR="0">
+            <wp:extent cx="1704340" cy="1837055"/>
+            <wp:effectExtent l="0" t="0" r="0" b="0"/>
+            <wp:docPr id="186" name="Picture 186" descr="image"/>
+            <wp:cNvGraphicFramePr>
+              <a:graphicFrameLocks noChangeAspect="1"/>
+            </wp:cNvGraphicFramePr>
+            <a:graphic>
+              <a:graphicData uri="http://schemas.openxmlformats.org/drawingml/2006/picture">
+                <pic:pic>
+                  <pic:nvPicPr>
+                    <pic:cNvPr id="186" name="Picture 186" descr="image"/>
+                    <pic:cNvPicPr>
+                      <a:picLocks noChangeAspect="1"/>
+                    </pic:cNvPicPr>
+                  </pic:nvPicPr>
+                  <pic:blipFill>
+                    <a:blip r:embed="rId44"/>
+                    <a:stretch>
+                      <a:fillRect/>
+                    </a:stretch>
+                  </pic:blipFill>
+                  <pic:spPr>
+                    <a:xfrm>
+                      <a:off x="0" y="0"/>
+                      <a:ext cx="1704340" cy="1837055"/>
                     </a:xfrm>
                     <a:prstGeom prst="rect">
                       <a:avLst/>
@@ -4454,23 +4787,23 @@
         </w:rPr>
         <w:drawing>
           <wp:inline distT="0" distB="0" distL="0" distR="0">
-            <wp:extent cx="3132000" cy="2857500"/>
+            <wp:extent cx="2924175" cy="2200275"/>
             <wp:effectExtent l="0" t="0" r="0" b="0"/>
-            <wp:docPr id="137" name="Picture 137" descr="image"/>
+            <wp:docPr id="187" name="Picture 187" descr="image"/>
             <wp:cNvGraphicFramePr>
-              <a:graphicFrameLocks xmlns:a="http://schemas.openxmlformats.org/drawingml/2006/main" noChangeAspect="1"/>
+              <a:graphicFrameLocks noChangeAspect="1"/>
             </wp:cNvGraphicFramePr>
-            <a:graphic xmlns:a="http://schemas.openxmlformats.org/drawingml/2006/main">
+            <a:graphic>
               <a:graphicData uri="http://schemas.openxmlformats.org/drawingml/2006/picture">
-                <pic:pic xmlns:pic="http://schemas.openxmlformats.org/drawingml/2006/picture">
+                <pic:pic>
                   <pic:nvPicPr>
-                    <pic:cNvPr id="137" name="Picture 137" descr="image"/>
+                    <pic:cNvPr id="187" name="Picture 187" descr="image"/>
                     <pic:cNvPicPr>
                       <a:picLocks noChangeAspect="1"/>
                     </pic:cNvPicPr>
                   </pic:nvPicPr>
                   <pic:blipFill>
-                    <a:blip r:embed="rId50|rId51"/>
+                    <a:blip r:embed="rId50"/>
                     <a:stretch>
                       <a:fillRect/>
                     </a:stretch>
@@ -4478,7 +4811,44 @@
                   <pic:spPr>
                     <a:xfrm>
                       <a:off x="0" y="0"/>
-                      <a:ext cx="3132000" cy="2857500"/>
+                      <a:ext cx="2924175" cy="2200275"/>
+                    </a:xfrm>
+                    <a:prstGeom prst="rect">
+                      <a:avLst/>
+                    </a:prstGeom>
+                  </pic:spPr>
+                </pic:pic>
+              </a:graphicData>
+            </a:graphic>
+          </wp:inline>
+        </w:drawing>
+        <w:drawing>
+          <wp:inline distT="0" distB="0" distL="0" distR="0">
+            <wp:extent cx="1038225" cy="2841625"/>
+            <wp:effectExtent l="0" t="0" r="0" b="0"/>
+            <wp:docPr id="188" name="Picture 188" descr="image"/>
+            <wp:cNvGraphicFramePr>
+              <a:graphicFrameLocks noChangeAspect="1"/>
+            </wp:cNvGraphicFramePr>
+            <a:graphic>
+              <a:graphicData uri="http://schemas.openxmlformats.org/drawingml/2006/picture">
+                <pic:pic>
+                  <pic:nvPicPr>
+                    <pic:cNvPr id="188" name="Picture 188" descr="image"/>
+                    <pic:cNvPicPr>
+                      <a:picLocks noChangeAspect="1"/>
+                    </pic:cNvPicPr>
+                  </pic:nvPicPr>
+                  <pic:blipFill>
+                    <a:blip r:embed="rId51"/>
+                    <a:stretch>
+                      <a:fillRect/>
+                    </a:stretch>
+                  </pic:blipFill>
+                  <pic:spPr>
+                    <a:xfrm>
+                      <a:off x="0" y="0"/>
+                      <a:ext cx="1038225" cy="2841625"/>
                     </a:xfrm>
                     <a:prstGeom prst="rect">
                       <a:avLst/>
@@ -6289,23 +6659,23 @@
         </w:rPr>
         <w:drawing>
           <wp:inline distT="0" distB="0" distL="0" distR="0">
-            <wp:extent cx="3132000" cy="1905000"/>
+            <wp:extent cx="983615" cy="3766820"/>
             <wp:effectExtent l="0" t="0" r="0" b="0"/>
-            <wp:docPr id="152" name="Picture 152" descr="image"/>
+            <wp:docPr id="189" name="Picture 189" descr="image"/>
             <wp:cNvGraphicFramePr>
-              <a:graphicFrameLocks xmlns:a="http://schemas.openxmlformats.org/drawingml/2006/main" noChangeAspect="1"/>
+              <a:graphicFrameLocks noChangeAspect="1"/>
             </wp:cNvGraphicFramePr>
-            <a:graphic xmlns:a="http://schemas.openxmlformats.org/drawingml/2006/main">
+            <a:graphic>
               <a:graphicData uri="http://schemas.openxmlformats.org/drawingml/2006/picture">
-                <pic:pic xmlns:pic="http://schemas.openxmlformats.org/drawingml/2006/picture">
+                <pic:pic>
                   <pic:nvPicPr>
-                    <pic:cNvPr id="152" name="Picture 152" descr="image"/>
+                    <pic:cNvPr id="189" name="Picture 189" descr="image"/>
                     <pic:cNvPicPr>
                       <a:picLocks noChangeAspect="1"/>
                     </pic:cNvPicPr>
                   </pic:nvPicPr>
                   <pic:blipFill>
-                    <a:blip r:embed="rId66|rId67"/>
+                    <a:blip r:embed="rId66"/>
                     <a:stretch>
                       <a:fillRect/>
                     </a:stretch>
@@ -6313,7 +6683,44 @@
                   <pic:spPr>
                     <a:xfrm>
                       <a:off x="0" y="0"/>
-                      <a:ext cx="3132000" cy="1905000"/>
+                      <a:ext cx="983615" cy="3766820"/>
+                    </a:xfrm>
+                    <a:prstGeom prst="rect">
+                      <a:avLst/>
+                    </a:prstGeom>
+                  </pic:spPr>
+                </pic:pic>
+              </a:graphicData>
+            </a:graphic>
+          </wp:inline>
+        </w:drawing>
+        <w:drawing>
+          <wp:inline distT="0" distB="0" distL="0" distR="0">
+            <wp:extent cx="3830320" cy="2862580"/>
+            <wp:effectExtent l="0" t="0" r="0" b="0"/>
+            <wp:docPr id="190" name="Picture 190" descr="image"/>
+            <wp:cNvGraphicFramePr>
+              <a:graphicFrameLocks noChangeAspect="1"/>
+            </wp:cNvGraphicFramePr>
+            <a:graphic>
+              <a:graphicData uri="http://schemas.openxmlformats.org/drawingml/2006/picture">
+                <pic:pic>
+                  <pic:nvPicPr>
+                    <pic:cNvPr id="190" name="Picture 190" descr="image"/>
+                    <pic:cNvPicPr>
+                      <a:picLocks noChangeAspect="1"/>
+                    </pic:cNvPicPr>
+                  </pic:nvPicPr>
+                  <pic:blipFill>
+                    <a:blip r:embed="rId67"/>
+                    <a:stretch>
+                      <a:fillRect/>
+                    </a:stretch>
+                  </pic:blipFill>
+                  <pic:spPr>
+                    <a:xfrm>
+                      <a:off x="0" y="0"/>
+                      <a:ext cx="3830320" cy="2862580"/>
                     </a:xfrm>
                     <a:prstGeom prst="rect">
                       <a:avLst/>
@@ -6790,23 +7197,23 @@
         </w:rPr>
         <w:drawing>
           <wp:inline distT="0" distB="0" distL="0" distR="0">
-            <wp:extent cx="3132000" cy="1905000"/>
+            <wp:extent cx="967740" cy="2552700"/>
             <wp:effectExtent l="0" t="0" r="0" b="0"/>
-            <wp:docPr id="157" name="Picture 157" descr="image"/>
+            <wp:docPr id="191" name="Picture 191" descr="image"/>
             <wp:cNvGraphicFramePr>
-              <a:graphicFrameLocks xmlns:a="http://schemas.openxmlformats.org/drawingml/2006/main" noChangeAspect="1"/>
+              <a:graphicFrameLocks noChangeAspect="1"/>
             </wp:cNvGraphicFramePr>
-            <a:graphic xmlns:a="http://schemas.openxmlformats.org/drawingml/2006/main">
+            <a:graphic>
               <a:graphicData uri="http://schemas.openxmlformats.org/drawingml/2006/picture">
-                <pic:pic xmlns:pic="http://schemas.openxmlformats.org/drawingml/2006/picture">
+                <pic:pic>
                   <pic:nvPicPr>
-                    <pic:cNvPr id="157" name="Picture 157" descr="image"/>
+                    <pic:cNvPr id="191" name="Picture 191" descr="image"/>
                     <pic:cNvPicPr>
                       <a:picLocks noChangeAspect="1"/>
                     </pic:cNvPicPr>
                   </pic:nvPicPr>
                   <pic:blipFill>
-                    <a:blip r:embed="rId72|rId73"/>
+                    <a:blip r:embed="rId72"/>
                     <a:stretch>
                       <a:fillRect/>
                     </a:stretch>
@@ -6814,7 +7221,44 @@
                   <pic:spPr>
                     <a:xfrm>
                       <a:off x="0" y="0"/>
-                      <a:ext cx="3132000" cy="1905000"/>
+                      <a:ext cx="967740" cy="2552700"/>
+                    </a:xfrm>
+                    <a:prstGeom prst="rect">
+                      <a:avLst/>
+                    </a:prstGeom>
+                  </pic:spPr>
+                </pic:pic>
+              </a:graphicData>
+            </a:graphic>
+          </wp:inline>
+        </w:drawing>
+        <w:drawing>
+          <wp:inline distT="0" distB="0" distL="0" distR="0">
+            <wp:extent cx="3423285" cy="2612390"/>
+            <wp:effectExtent l="0" t="0" r="0" b="0"/>
+            <wp:docPr id="192" name="Picture 192" descr="image"/>
+            <wp:cNvGraphicFramePr>
+              <a:graphicFrameLocks noChangeAspect="1"/>
+            </wp:cNvGraphicFramePr>
+            <a:graphic>
+              <a:graphicData uri="http://schemas.openxmlformats.org/drawingml/2006/picture">
+                <pic:pic>
+                  <pic:nvPicPr>
+                    <pic:cNvPr id="192" name="Picture 192" descr="image"/>
+                    <pic:cNvPicPr>
+                      <a:picLocks noChangeAspect="1"/>
+                    </pic:cNvPicPr>
+                  </pic:nvPicPr>
+                  <pic:blipFill>
+                    <a:blip r:embed="rId73"/>
+                    <a:stretch>
+                      <a:fillRect/>
+                    </a:stretch>
+                  </pic:blipFill>
+                  <pic:spPr>
+                    <a:xfrm>
+                      <a:off x="0" y="0"/>
+                      <a:ext cx="3423285" cy="2612390"/>
                     </a:xfrm>
                     <a:prstGeom prst="rect">
                       <a:avLst/>
@@ -8107,23 +8551,23 @@
         </w:rPr>
         <w:drawing>
           <wp:inline distT="0" distB="0" distL="0" distR="0">
-            <wp:extent cx="3132000" cy="2857500"/>
+            <wp:extent cx="1781175" cy="1371600"/>
             <wp:effectExtent l="0" t="0" r="0" b="0"/>
-            <wp:docPr id="164" name="Picture 164" descr="image"/>
+            <wp:docPr id="193" name="Picture 193" descr="image"/>
             <wp:cNvGraphicFramePr>
-              <a:graphicFrameLocks xmlns:a="http://schemas.openxmlformats.org/drawingml/2006/main" noChangeAspect="1"/>
+              <a:graphicFrameLocks noChangeAspect="1"/>
             </wp:cNvGraphicFramePr>
-            <a:graphic xmlns:a="http://schemas.openxmlformats.org/drawingml/2006/main">
+            <a:graphic>
               <a:graphicData uri="http://schemas.openxmlformats.org/drawingml/2006/picture">
-                <pic:pic xmlns:pic="http://schemas.openxmlformats.org/drawingml/2006/picture">
+                <pic:pic>
                   <pic:nvPicPr>
-                    <pic:cNvPr id="164" name="Picture 164" descr="image"/>
+                    <pic:cNvPr id="193" name="Picture 193" descr="image"/>
                     <pic:cNvPicPr>
                       <a:picLocks noChangeAspect="1"/>
                     </pic:cNvPicPr>
                   </pic:nvPicPr>
                   <pic:blipFill>
-                    <a:blip r:embed="rId80|rId81"/>
+                    <a:blip r:embed="rId80"/>
                     <a:stretch>
                       <a:fillRect/>
                     </a:stretch>
@@ -8131,7 +8575,7 @@
                   <pic:spPr>
                     <a:xfrm>
                       <a:off x="0" y="0"/>
-                      <a:ext cx="3132000" cy="2857500"/>
+                      <a:ext cx="1781175" cy="1371600"/>
                     </a:xfrm>
                     <a:prstGeom prst="rect">
                       <a:avLst/>
@@ -8142,79 +8586,25 @@
             </a:graphic>
           </wp:inline>
         </w:drawing>
-      </w:r>
-    </w:p>
-    <w:p>
-      <w:pPr>
-        <w:spacing w:before="0" w:after="0" w:line="300" w:lineRule="auto"/>
-        <w:rPr>
-          <w:rFonts w:ascii="Times New Roman" w:hAnsi="Times New Roman" w:eastAsia="宋体" w:cs="Times New Roman"/>
-          <w:kern w:val="0"/>
-          <w:sz w:val="12"/>
-          <w:szCs w:val="12"/>
-        </w:rPr>
-      </w:pPr>
-    </w:p>
-    <w:p>
-      <w:pPr>
-        <w:keepNext/>
-        <w:spacing w:before="40" w:after="30" w:line="300" w:lineRule="auto"/>
-        <w:ind w:left="0" w:right="0" w:firstLine="0"/>
-        <w:jc w:val="left"/>
-        <w:rPr>
-          <w:rFonts w:ascii="Times New Roman" w:hAnsi="Times New Roman" w:eastAsia="宋体" w:cs="Times New Roman"/>
-          <w:kern w:val="0"/>
-          <w:sz w:val="21"/>
-          <w:szCs w:val="21"/>
-        </w:rPr>
-      </w:pPr>
-      <w:r>
-        <w:rPr>
-          <w:rFonts w:ascii="Times New Roman" w:hAnsi="Times New Roman" w:eastAsia="宋体" w:cs="Times New Roman"/>
-          <w:kern w:val="0"/>
-          <w:sz w:val="21"/>
-          <w:szCs w:val="21"/>
-        </w:rPr>
-        <w:t xml:space="preserve">29．在角色和舞台的“外观”积木中都能找到下列两个积木。（ ）</w:t>
-      </w:r>
-    </w:p>
-    <w:p>
-      <w:pPr>
-        <w:keepNext/>
-        <w:spacing w:before="40" w:after="40" w:line="240" w:lineRule="auto"/>
-        <w:ind w:left="0" w:right="0" w:firstLine="0"/>
-        <w:jc w:val="center"/>
-        <w:rPr>
-          <w:rFonts w:ascii="Times New Roman" w:hAnsi="Times New Roman" w:eastAsia="宋体" w:cs="Times New Roman"/>
-          <w:kern w:val="0"/>
-          <w:sz w:val="21"/>
-          <w:szCs w:val="21"/>
-        </w:rPr>
-      </w:pPr>
-      <w:r>
-        <w:rPr>
-          <w:rFonts w:ascii="Times New Roman" w:hAnsi="Times New Roman" w:eastAsia="宋体"/>
-          <w:sz w:val="21"/>
-        </w:rPr>
         <w:drawing>
           <wp:inline distT="0" distB="0" distL="0" distR="0">
-            <wp:extent cx="3132000" cy="2857500"/>
+            <wp:extent cx="1762125" cy="1371600"/>
             <wp:effectExtent l="0" t="0" r="0" b="0"/>
-            <wp:docPr id="165" name="Picture 165" descr="image"/>
+            <wp:docPr id="194" name="Picture 194" descr="image"/>
             <wp:cNvGraphicFramePr>
-              <a:graphicFrameLocks xmlns:a="http://schemas.openxmlformats.org/drawingml/2006/main" noChangeAspect="1"/>
+              <a:graphicFrameLocks noChangeAspect="1"/>
             </wp:cNvGraphicFramePr>
-            <a:graphic xmlns:a="http://schemas.openxmlformats.org/drawingml/2006/main">
+            <a:graphic>
               <a:graphicData uri="http://schemas.openxmlformats.org/drawingml/2006/picture">
-                <pic:pic xmlns:pic="http://schemas.openxmlformats.org/drawingml/2006/picture">
+                <pic:pic>
                   <pic:nvPicPr>
-                    <pic:cNvPr id="165" name="Picture 165" descr="image"/>
+                    <pic:cNvPr id="194" name="Picture 194" descr="image"/>
                     <pic:cNvPicPr>
                       <a:picLocks noChangeAspect="1"/>
                     </pic:cNvPicPr>
                   </pic:nvPicPr>
                   <pic:blipFill>
-                    <a:blip r:embed="rId82|rId83"/>
+                    <a:blip r:embed="rId81"/>
                     <a:stretch>
                       <a:fillRect/>
                     </a:stretch>
@@ -8222,7 +8612,7 @@
                   <pic:spPr>
                     <a:xfrm>
                       <a:off x="0" y="0"/>
-                      <a:ext cx="3132000" cy="2857500"/>
+                      <a:ext cx="1762125" cy="1371600"/>
                     </a:xfrm>
                     <a:prstGeom prst="rect">
                       <a:avLst/>
@@ -8266,200 +8656,7 @@
           <w:sz w:val="21"/>
           <w:szCs w:val="21"/>
         </w:rPr>
-        <w:t xml:space="preserve">30．角色的造型编号从1开始，舞台的背景编号从0开始。（　）</w:t>
-      </w:r>
-    </w:p>
-    <w:p>
-      <w:pPr>
-        <w:spacing w:before="0" w:after="0" w:line="300" w:lineRule="auto"/>
-        <w:rPr>
-          <w:rFonts w:ascii="Times New Roman" w:hAnsi="Times New Roman" w:eastAsia="宋体" w:cs="Times New Roman"/>
-          <w:kern w:val="0"/>
-          <w:sz w:val="12"/>
-          <w:szCs w:val="12"/>
-        </w:rPr>
-      </w:pPr>
-    </w:p>
-    <w:p>
-      <w:pPr>
-        <w:keepNext/>
-        <w:spacing w:before="40" w:after="30" w:line="300" w:lineRule="auto"/>
-        <w:ind w:left="0" w:right="0" w:firstLine="0"/>
-        <w:jc w:val="left"/>
-        <w:rPr>
-          <w:rFonts w:ascii="Times New Roman" w:hAnsi="Times New Roman" w:eastAsia="宋体" w:cs="Times New Roman"/>
-          <w:kern w:val="0"/>
-          <w:sz w:val="21"/>
-          <w:szCs w:val="21"/>
-        </w:rPr>
-      </w:pPr>
-      <w:r>
-        <w:rPr>
-          <w:rFonts w:ascii="Times New Roman" w:hAnsi="Times New Roman" w:eastAsia="宋体" w:cs="Times New Roman"/>
-          <w:kern w:val="0"/>
-          <w:sz w:val="21"/>
-          <w:szCs w:val="21"/>
-        </w:rPr>
-        <w:t xml:space="preserve">31．从角色库导入一个角色，在“造型”标签页，可以修改角色的造型。（　）</w:t>
-      </w:r>
-    </w:p>
-    <w:p>
-      <w:pPr>
-        <w:spacing w:before="0" w:after="0" w:line="300" w:lineRule="auto"/>
-        <w:rPr>
-          <w:rFonts w:ascii="Times New Roman" w:hAnsi="Times New Roman" w:eastAsia="宋体" w:cs="Times New Roman"/>
-          <w:kern w:val="0"/>
-          <w:sz w:val="12"/>
-          <w:szCs w:val="12"/>
-        </w:rPr>
-      </w:pPr>
-    </w:p>
-    <w:p>
-      <w:pPr>
-        <w:keepNext/>
-        <w:spacing w:before="40" w:after="30" w:line="300" w:lineRule="auto"/>
-        <w:ind w:left="0" w:right="0" w:firstLine="0"/>
-        <w:jc w:val="left"/>
-        <w:rPr>
-          <w:rFonts w:ascii="Times New Roman" w:hAnsi="Times New Roman" w:eastAsia="宋体" w:cs="Times New Roman"/>
-          <w:kern w:val="0"/>
-          <w:sz w:val="21"/>
-          <w:szCs w:val="21"/>
-        </w:rPr>
-      </w:pPr>
-      <w:r>
-        <w:rPr>
-          <w:rFonts w:ascii="Times New Roman" w:hAnsi="Times New Roman" w:eastAsia="宋体" w:cs="Times New Roman"/>
-          <w:kern w:val="0"/>
-          <w:sz w:val="21"/>
-          <w:szCs w:val="21"/>
-        </w:rPr>
-        <w:t xml:space="preserve">32．舞台中的角色默认面向90度方向，旋转方式默认为左右旋转。（　）</w:t>
-      </w:r>
-    </w:p>
-    <w:p>
-      <w:pPr>
-        <w:spacing w:before="0" w:after="0" w:line="300" w:lineRule="auto"/>
-        <w:rPr>
-          <w:rFonts w:ascii="Times New Roman" w:hAnsi="Times New Roman" w:eastAsia="宋体" w:cs="Times New Roman"/>
-          <w:kern w:val="0"/>
-          <w:sz w:val="12"/>
-          <w:szCs w:val="12"/>
-        </w:rPr>
-      </w:pPr>
-    </w:p>
-    <w:p>
-      <w:pPr>
-        <w:keepNext/>
-        <w:spacing w:before="40" w:after="30" w:line="300" w:lineRule="auto"/>
-        <w:ind w:left="0" w:right="0" w:firstLine="0"/>
-        <w:jc w:val="left"/>
-        <w:rPr>
-          <w:rFonts w:ascii="Times New Roman" w:hAnsi="Times New Roman" w:eastAsia="宋体" w:cs="Times New Roman"/>
-          <w:kern w:val="0"/>
-          <w:sz w:val="21"/>
-          <w:szCs w:val="21"/>
-        </w:rPr>
-      </w:pPr>
-      <w:r>
-        <w:rPr>
-          <w:rFonts w:ascii="Times New Roman" w:hAnsi="Times New Roman" w:eastAsia="宋体" w:cs="Times New Roman"/>
-          <w:kern w:val="0"/>
-          <w:sz w:val="21"/>
-          <w:szCs w:val="21"/>
-        </w:rPr>
-        <w:t xml:space="preserve">33．创作作品时，自己录制的一段声音，只能进行保存，不能进行编辑。（　）</w:t>
-      </w:r>
-    </w:p>
-    <w:p>
-      <w:pPr>
-        <w:spacing w:before="0" w:after="0" w:line="300" w:lineRule="auto"/>
-        <w:rPr>
-          <w:rFonts w:ascii="Times New Roman" w:hAnsi="Times New Roman" w:eastAsia="宋体" w:cs="Times New Roman"/>
-          <w:kern w:val="0"/>
-          <w:sz w:val="12"/>
-          <w:szCs w:val="12"/>
-        </w:rPr>
-      </w:pPr>
-    </w:p>
-    <w:p>
-      <w:pPr>
-        <w:keepNext/>
-        <w:spacing w:before="40" w:after="30" w:line="300" w:lineRule="auto"/>
-        <w:ind w:left="0" w:right="0" w:firstLine="0"/>
-        <w:jc w:val="left"/>
-        <w:rPr>
-          <w:rFonts w:ascii="Times New Roman" w:hAnsi="Times New Roman" w:eastAsia="宋体" w:cs="Times New Roman"/>
-          <w:kern w:val="0"/>
-          <w:sz w:val="21"/>
-          <w:szCs w:val="21"/>
-        </w:rPr>
-      </w:pPr>
-      <w:r>
-        <w:rPr>
-          <w:rFonts w:ascii="Times New Roman" w:hAnsi="Times New Roman" w:eastAsia="宋体" w:cs="Times New Roman"/>
-          <w:kern w:val="0"/>
-          <w:sz w:val="21"/>
-          <w:szCs w:val="21"/>
-        </w:rPr>
-        <w:t xml:space="preserve">34．一头牛可以换2只猪，一只猪可以换3只羊，那么2头牛可以换12只羊。（　）</w:t>
-      </w:r>
-    </w:p>
-    <w:p>
-      <w:pPr>
-        <w:spacing w:before="0" w:after="0" w:line="300" w:lineRule="auto"/>
-        <w:rPr>
-          <w:rFonts w:ascii="Times New Roman" w:hAnsi="Times New Roman" w:eastAsia="宋体" w:cs="Times New Roman"/>
-          <w:kern w:val="0"/>
-          <w:sz w:val="12"/>
-          <w:szCs w:val="12"/>
-        </w:rPr>
-      </w:pPr>
-    </w:p>
-    <w:p>
-      <w:pPr>
-        <w:keepNext/>
-        <w:spacing w:before="40" w:after="30" w:line="300" w:lineRule="auto"/>
-        <w:ind w:left="0" w:right="0" w:firstLine="0"/>
-        <w:jc w:val="left"/>
-        <w:rPr>
-          <w:rFonts w:ascii="Times New Roman" w:hAnsi="Times New Roman" w:eastAsia="宋体" w:cs="Times New Roman"/>
-          <w:kern w:val="0"/>
-          <w:sz w:val="21"/>
-          <w:szCs w:val="21"/>
-        </w:rPr>
-      </w:pPr>
-      <w:r>
-        <w:rPr>
-          <w:rFonts w:ascii="Times New Roman" w:hAnsi="Times New Roman" w:eastAsia="宋体" w:cs="Times New Roman"/>
-          <w:kern w:val="0"/>
-          <w:sz w:val="21"/>
-          <w:szCs w:val="21"/>
-        </w:rPr>
-        <w:t xml:space="preserve">35．鹦鹉的初始位置如下图所示，点击绿旗，运行完程序后，鹦鹉可以到达水杯的位置。（ ）</w:t>
-      </w:r>
-    </w:p>
-    <w:p>
-      <w:pPr>
-        <w:keepNext/>
-        <w:spacing w:before="40" w:after="30" w:line="300" w:lineRule="auto"/>
-        <w:ind w:left="0" w:right="0" w:firstLine="0"/>
-        <w:jc w:val="left"/>
-        <w:rPr>
-          <w:rFonts w:ascii="Times New Roman" w:hAnsi="Times New Roman" w:eastAsia="宋体" w:cs="Times New Roman"/>
-          <w:kern w:val="0"/>
-          <w:sz w:val="21"/>
-          <w:szCs w:val="21"/>
-        </w:rPr>
-      </w:pPr>
-      <w:r>
-        <w:rPr>
-          <w:rFonts w:ascii="Times New Roman" w:hAnsi="Times New Roman" w:eastAsia="宋体" w:cs="Times New Roman"/>
-          <w:kern w:val="0"/>
-          <w:sz w:val="21"/>
-          <w:szCs w:val="21"/>
-        </w:rPr>
-        <w:t xml:space="preserve">  </w:t>
+        <w:t xml:space="preserve">29．在角色和舞台的“外观”积木中都能找到下列两个积木。（ ）</w:t>
       </w:r>
     </w:p>
     <w:p>
@@ -8482,23 +8679,23 @@
         </w:rPr>
         <w:drawing>
           <wp:inline distT="0" distB="0" distL="0" distR="0">
-            <wp:extent cx="3132000" cy="2857500"/>
+            <wp:extent cx="971550" cy="600075"/>
             <wp:effectExtent l="0" t="0" r="0" b="0"/>
-            <wp:docPr id="166" name="Picture 166" descr="image"/>
+            <wp:docPr id="195" name="Picture 195" descr="image"/>
             <wp:cNvGraphicFramePr>
-              <a:graphicFrameLocks xmlns:a="http://schemas.openxmlformats.org/drawingml/2006/main" noChangeAspect="1"/>
+              <a:graphicFrameLocks noChangeAspect="1"/>
             </wp:cNvGraphicFramePr>
-            <a:graphic xmlns:a="http://schemas.openxmlformats.org/drawingml/2006/main">
+            <a:graphic>
               <a:graphicData uri="http://schemas.openxmlformats.org/drawingml/2006/picture">
-                <pic:pic xmlns:pic="http://schemas.openxmlformats.org/drawingml/2006/picture">
+                <pic:pic>
                   <pic:nvPicPr>
-                    <pic:cNvPr id="166" name="Picture 166" descr="image"/>
+                    <pic:cNvPr id="195" name="Picture 195" descr="image"/>
                     <pic:cNvPicPr>
                       <a:picLocks noChangeAspect="1"/>
                     </pic:cNvPicPr>
                   </pic:nvPicPr>
                   <pic:blipFill>
-                    <a:blip r:embed="rId84|rId85"/>
+                    <a:blip r:embed="rId82"/>
                     <a:stretch>
                       <a:fillRect/>
                     </a:stretch>
@@ -8506,7 +8703,365 @@
                   <pic:spPr>
                     <a:xfrm>
                       <a:off x="0" y="0"/>
-                      <a:ext cx="3132000" cy="2857500"/>
+                      <a:ext cx="971550" cy="600075"/>
+                    </a:xfrm>
+                    <a:prstGeom prst="rect">
+                      <a:avLst/>
+                    </a:prstGeom>
+                  </pic:spPr>
+                </pic:pic>
+              </a:graphicData>
+            </a:graphic>
+          </wp:inline>
+        </w:drawing>
+        <w:drawing>
+          <wp:inline distT="0" distB="0" distL="0" distR="0">
+            <wp:extent cx="962025" cy="590550"/>
+            <wp:effectExtent l="0" t="0" r="0" b="0"/>
+            <wp:docPr id="196" name="Picture 196" descr="image"/>
+            <wp:cNvGraphicFramePr>
+              <a:graphicFrameLocks noChangeAspect="1"/>
+            </wp:cNvGraphicFramePr>
+            <a:graphic>
+              <a:graphicData uri="http://schemas.openxmlformats.org/drawingml/2006/picture">
+                <pic:pic>
+                  <pic:nvPicPr>
+                    <pic:cNvPr id="196" name="Picture 196" descr="image"/>
+                    <pic:cNvPicPr>
+                      <a:picLocks noChangeAspect="1"/>
+                    </pic:cNvPicPr>
+                  </pic:nvPicPr>
+                  <pic:blipFill>
+                    <a:blip r:embed="rId83"/>
+                    <a:stretch>
+                      <a:fillRect/>
+                    </a:stretch>
+                  </pic:blipFill>
+                  <pic:spPr>
+                    <a:xfrm>
+                      <a:off x="0" y="0"/>
+                      <a:ext cx="962025" cy="590550"/>
+                    </a:xfrm>
+                    <a:prstGeom prst="rect">
+                      <a:avLst/>
+                    </a:prstGeom>
+                  </pic:spPr>
+                </pic:pic>
+              </a:graphicData>
+            </a:graphic>
+          </wp:inline>
+        </w:drawing>
+      </w:r>
+    </w:p>
+    <w:p>
+      <w:pPr>
+        <w:spacing w:before="0" w:after="0" w:line="300" w:lineRule="auto"/>
+        <w:rPr>
+          <w:rFonts w:ascii="Times New Roman" w:hAnsi="Times New Roman" w:eastAsia="宋体" w:cs="Times New Roman"/>
+          <w:kern w:val="0"/>
+          <w:sz w:val="12"/>
+          <w:szCs w:val="12"/>
+        </w:rPr>
+      </w:pPr>
+    </w:p>
+    <w:p>
+      <w:pPr>
+        <w:keepNext/>
+        <w:spacing w:before="40" w:after="30" w:line="300" w:lineRule="auto"/>
+        <w:ind w:left="0" w:right="0" w:firstLine="0"/>
+        <w:jc w:val="left"/>
+        <w:rPr>
+          <w:rFonts w:ascii="Times New Roman" w:hAnsi="Times New Roman" w:eastAsia="宋体" w:cs="Times New Roman"/>
+          <w:kern w:val="0"/>
+          <w:sz w:val="21"/>
+          <w:szCs w:val="21"/>
+        </w:rPr>
+      </w:pPr>
+      <w:r>
+        <w:rPr>
+          <w:rFonts w:ascii="Times New Roman" w:hAnsi="Times New Roman" w:eastAsia="宋体" w:cs="Times New Roman"/>
+          <w:kern w:val="0"/>
+          <w:sz w:val="21"/>
+          <w:szCs w:val="21"/>
+        </w:rPr>
+        <w:t xml:space="preserve">30．角色的造型编号从1开始，舞台的背景编号从0开始。（　）</w:t>
+      </w:r>
+    </w:p>
+    <w:p>
+      <w:pPr>
+        <w:spacing w:before="0" w:after="0" w:line="300" w:lineRule="auto"/>
+        <w:rPr>
+          <w:rFonts w:ascii="Times New Roman" w:hAnsi="Times New Roman" w:eastAsia="宋体" w:cs="Times New Roman"/>
+          <w:kern w:val="0"/>
+          <w:sz w:val="12"/>
+          <w:szCs w:val="12"/>
+        </w:rPr>
+      </w:pPr>
+    </w:p>
+    <w:p>
+      <w:pPr>
+        <w:keepNext/>
+        <w:spacing w:before="40" w:after="30" w:line="300" w:lineRule="auto"/>
+        <w:ind w:left="0" w:right="0" w:firstLine="0"/>
+        <w:jc w:val="left"/>
+        <w:rPr>
+          <w:rFonts w:ascii="Times New Roman" w:hAnsi="Times New Roman" w:eastAsia="宋体" w:cs="Times New Roman"/>
+          <w:kern w:val="0"/>
+          <w:sz w:val="21"/>
+          <w:szCs w:val="21"/>
+        </w:rPr>
+      </w:pPr>
+      <w:r>
+        <w:rPr>
+          <w:rFonts w:ascii="Times New Roman" w:hAnsi="Times New Roman" w:eastAsia="宋体" w:cs="Times New Roman"/>
+          <w:kern w:val="0"/>
+          <w:sz w:val="21"/>
+          <w:szCs w:val="21"/>
+        </w:rPr>
+        <w:t xml:space="preserve">31．从角色库导入一个角色，在“造型”标签页，可以修改角色的造型。（　）</w:t>
+      </w:r>
+    </w:p>
+    <w:p>
+      <w:pPr>
+        <w:spacing w:before="0" w:after="0" w:line="300" w:lineRule="auto"/>
+        <w:rPr>
+          <w:rFonts w:ascii="Times New Roman" w:hAnsi="Times New Roman" w:eastAsia="宋体" w:cs="Times New Roman"/>
+          <w:kern w:val="0"/>
+          <w:sz w:val="12"/>
+          <w:szCs w:val="12"/>
+        </w:rPr>
+      </w:pPr>
+    </w:p>
+    <w:p>
+      <w:pPr>
+        <w:keepNext/>
+        <w:spacing w:before="40" w:after="30" w:line="300" w:lineRule="auto"/>
+        <w:ind w:left="0" w:right="0" w:firstLine="0"/>
+        <w:jc w:val="left"/>
+        <w:rPr>
+          <w:rFonts w:ascii="Times New Roman" w:hAnsi="Times New Roman" w:eastAsia="宋体" w:cs="Times New Roman"/>
+          <w:kern w:val="0"/>
+          <w:sz w:val="21"/>
+          <w:szCs w:val="21"/>
+        </w:rPr>
+      </w:pPr>
+      <w:r>
+        <w:rPr>
+          <w:rFonts w:ascii="Times New Roman" w:hAnsi="Times New Roman" w:eastAsia="宋体" w:cs="Times New Roman"/>
+          <w:kern w:val="0"/>
+          <w:sz w:val="21"/>
+          <w:szCs w:val="21"/>
+        </w:rPr>
+        <w:t xml:space="preserve">32．舞台中的角色默认面向90度方向，旋转方式默认为左右旋转。（　）</w:t>
+      </w:r>
+    </w:p>
+    <w:p>
+      <w:pPr>
+        <w:spacing w:before="0" w:after="0" w:line="300" w:lineRule="auto"/>
+        <w:rPr>
+          <w:rFonts w:ascii="Times New Roman" w:hAnsi="Times New Roman" w:eastAsia="宋体" w:cs="Times New Roman"/>
+          <w:kern w:val="0"/>
+          <w:sz w:val="12"/>
+          <w:szCs w:val="12"/>
+        </w:rPr>
+      </w:pPr>
+    </w:p>
+    <w:p>
+      <w:pPr>
+        <w:keepNext/>
+        <w:spacing w:before="40" w:after="30" w:line="300" w:lineRule="auto"/>
+        <w:ind w:left="0" w:right="0" w:firstLine="0"/>
+        <w:jc w:val="left"/>
+        <w:rPr>
+          <w:rFonts w:ascii="Times New Roman" w:hAnsi="Times New Roman" w:eastAsia="宋体" w:cs="Times New Roman"/>
+          <w:kern w:val="0"/>
+          <w:sz w:val="21"/>
+          <w:szCs w:val="21"/>
+        </w:rPr>
+      </w:pPr>
+      <w:r>
+        <w:rPr>
+          <w:rFonts w:ascii="Times New Roman" w:hAnsi="Times New Roman" w:eastAsia="宋体" w:cs="Times New Roman"/>
+          <w:kern w:val="0"/>
+          <w:sz w:val="21"/>
+          <w:szCs w:val="21"/>
+        </w:rPr>
+        <w:t xml:space="preserve">33．创作作品时，自己录制的一段声音，只能进行保存，不能进行编辑。（　）</w:t>
+      </w:r>
+    </w:p>
+    <w:p>
+      <w:pPr>
+        <w:spacing w:before="0" w:after="0" w:line="300" w:lineRule="auto"/>
+        <w:rPr>
+          <w:rFonts w:ascii="Times New Roman" w:hAnsi="Times New Roman" w:eastAsia="宋体" w:cs="Times New Roman"/>
+          <w:kern w:val="0"/>
+          <w:sz w:val="12"/>
+          <w:szCs w:val="12"/>
+        </w:rPr>
+      </w:pPr>
+    </w:p>
+    <w:p>
+      <w:pPr>
+        <w:keepNext/>
+        <w:spacing w:before="40" w:after="30" w:line="300" w:lineRule="auto"/>
+        <w:ind w:left="0" w:right="0" w:firstLine="0"/>
+        <w:jc w:val="left"/>
+        <w:rPr>
+          <w:rFonts w:ascii="Times New Roman" w:hAnsi="Times New Roman" w:eastAsia="宋体" w:cs="Times New Roman"/>
+          <w:kern w:val="0"/>
+          <w:sz w:val="21"/>
+          <w:szCs w:val="21"/>
+        </w:rPr>
+      </w:pPr>
+      <w:r>
+        <w:rPr>
+          <w:rFonts w:ascii="Times New Roman" w:hAnsi="Times New Roman" w:eastAsia="宋体" w:cs="Times New Roman"/>
+          <w:kern w:val="0"/>
+          <w:sz w:val="21"/>
+          <w:szCs w:val="21"/>
+        </w:rPr>
+        <w:t xml:space="preserve">34．一头牛可以换2只猪，一只猪可以换3只羊，那么2头牛可以换12只羊。（　）</w:t>
+      </w:r>
+    </w:p>
+    <w:p>
+      <w:pPr>
+        <w:spacing w:before="0" w:after="0" w:line="300" w:lineRule="auto"/>
+        <w:rPr>
+          <w:rFonts w:ascii="Times New Roman" w:hAnsi="Times New Roman" w:eastAsia="宋体" w:cs="Times New Roman"/>
+          <w:kern w:val="0"/>
+          <w:sz w:val="12"/>
+          <w:szCs w:val="12"/>
+        </w:rPr>
+      </w:pPr>
+    </w:p>
+    <w:p>
+      <w:pPr>
+        <w:keepNext/>
+        <w:spacing w:before="40" w:after="30" w:line="300" w:lineRule="auto"/>
+        <w:ind w:left="0" w:right="0" w:firstLine="0"/>
+        <w:jc w:val="left"/>
+        <w:rPr>
+          <w:rFonts w:ascii="Times New Roman" w:hAnsi="Times New Roman" w:eastAsia="宋体" w:cs="Times New Roman"/>
+          <w:kern w:val="0"/>
+          <w:sz w:val="21"/>
+          <w:szCs w:val="21"/>
+        </w:rPr>
+      </w:pPr>
+      <w:r>
+        <w:rPr>
+          <w:rFonts w:ascii="Times New Roman" w:hAnsi="Times New Roman" w:eastAsia="宋体" w:cs="Times New Roman"/>
+          <w:kern w:val="0"/>
+          <w:sz w:val="21"/>
+          <w:szCs w:val="21"/>
+        </w:rPr>
+        <w:t xml:space="preserve">35．鹦鹉的初始位置如下图所示，点击绿旗，运行完程序后，鹦鹉可以到达水杯的位置。（ ）</w:t>
+      </w:r>
+    </w:p>
+    <w:p>
+      <w:pPr>
+        <w:keepNext/>
+        <w:spacing w:before="40" w:after="30" w:line="300" w:lineRule="auto"/>
+        <w:ind w:left="0" w:right="0" w:firstLine="0"/>
+        <w:jc w:val="left"/>
+        <w:rPr>
+          <w:rFonts w:ascii="Times New Roman" w:hAnsi="Times New Roman" w:eastAsia="宋体" w:cs="Times New Roman"/>
+          <w:kern w:val="0"/>
+          <w:sz w:val="21"/>
+          <w:szCs w:val="21"/>
+        </w:rPr>
+      </w:pPr>
+      <w:r>
+        <w:rPr>
+          <w:rFonts w:ascii="Times New Roman" w:hAnsi="Times New Roman" w:eastAsia="宋体" w:cs="Times New Roman"/>
+          <w:kern w:val="0"/>
+          <w:sz w:val="21"/>
+          <w:szCs w:val="21"/>
+        </w:rPr>
+        <w:t xml:space="preserve">  </w:t>
+      </w:r>
+    </w:p>
+    <w:p>
+      <w:pPr>
+        <w:keepNext/>
+        <w:spacing w:before="40" w:after="40" w:line="240" w:lineRule="auto"/>
+        <w:ind w:left="0" w:right="0" w:firstLine="0"/>
+        <w:jc w:val="center"/>
+        <w:rPr>
+          <w:rFonts w:ascii="Times New Roman" w:hAnsi="Times New Roman" w:eastAsia="宋体" w:cs="Times New Roman"/>
+          <w:kern w:val="0"/>
+          <w:sz w:val="21"/>
+          <w:szCs w:val="21"/>
+        </w:rPr>
+      </w:pPr>
+      <w:r>
+        <w:rPr>
+          <w:rFonts w:ascii="Times New Roman" w:hAnsi="Times New Roman" w:eastAsia="宋体"/>
+          <w:sz w:val="21"/>
+        </w:rPr>
+        <w:drawing>
+          <wp:inline distT="0" distB="0" distL="0" distR="0">
+            <wp:extent cx="3175635" cy="2353310"/>
+            <wp:effectExtent l="0" t="0" r="0" b="0"/>
+            <wp:docPr id="197" name="Picture 197" descr="image"/>
+            <wp:cNvGraphicFramePr>
+              <a:graphicFrameLocks noChangeAspect="1"/>
+            </wp:cNvGraphicFramePr>
+            <a:graphic>
+              <a:graphicData uri="http://schemas.openxmlformats.org/drawingml/2006/picture">
+                <pic:pic>
+                  <pic:nvPicPr>
+                    <pic:cNvPr id="197" name="Picture 197" descr="image"/>
+                    <pic:cNvPicPr>
+                      <a:picLocks noChangeAspect="1"/>
+                    </pic:cNvPicPr>
+                  </pic:nvPicPr>
+                  <pic:blipFill>
+                    <a:blip r:embed="rId84"/>
+                    <a:stretch>
+                      <a:fillRect/>
+                    </a:stretch>
+                  </pic:blipFill>
+                  <pic:spPr>
+                    <a:xfrm>
+                      <a:off x="0" y="0"/>
+                      <a:ext cx="3175635" cy="2353310"/>
+                    </a:xfrm>
+                    <a:prstGeom prst="rect">
+                      <a:avLst/>
+                    </a:prstGeom>
+                  </pic:spPr>
+                </pic:pic>
+              </a:graphicData>
+            </a:graphic>
+          </wp:inline>
+        </w:drawing>
+        <w:drawing>
+          <wp:inline distT="0" distB="0" distL="0" distR="0">
+            <wp:extent cx="1000125" cy="3009900"/>
+            <wp:effectExtent l="0" t="0" r="0" b="0"/>
+            <wp:docPr id="198" name="Picture 198" descr="image"/>
+            <wp:cNvGraphicFramePr>
+              <a:graphicFrameLocks noChangeAspect="1"/>
+            </wp:cNvGraphicFramePr>
+            <a:graphic>
+              <a:graphicData uri="http://schemas.openxmlformats.org/drawingml/2006/picture">
+                <pic:pic>
+                  <pic:nvPicPr>
+                    <pic:cNvPr id="198" name="Picture 198" descr="image"/>
+                    <pic:cNvPicPr>
+                      <a:picLocks noChangeAspect="1"/>
+                    </pic:cNvPicPr>
+                  </pic:nvPicPr>
+                  <pic:blipFill>
+                    <a:blip r:embed="rId85"/>
+                    <a:stretch>
+                      <a:fillRect/>
+                    </a:stretch>
+                  </pic:blipFill>
+                  <pic:spPr>
+                    <a:xfrm>
+                      <a:off x="0" y="0"/>
+                      <a:ext cx="1000125" cy="3009900"/>
                     </a:xfrm>
                     <a:prstGeom prst="rect">
                       <a:avLst/>
@@ -10705,68 +11260,7 @@
 </w:document>
 </file>
 
-<file path=word\fontTable.xml><?xml version="1.0" encoding="utf-8"?>
-<w:fonts xmlns:mc="http://schemas.openxmlformats.org/markup-compatibility/2006" xmlns:r="http://schemas.openxmlformats.org/officeDocument/2006/relationships" xmlns:w="http://schemas.openxmlformats.org/wordprocessingml/2006/main" xmlns:w14="http://schemas.microsoft.com/office/word/2010/wordml" mc:Ignorable="w14">
-  <w:font w:name="Times New Roman">
-    <w:panose1 w:val="02020603050405020304"/>
-    <w:charset w:val="00"/>
-    <w:family w:val="roman"/>
-    <w:pitch w:val="variable"/>
-    <w:sig w:usb0="20007A87" w:usb1="80000000" w:usb2="00000008" w:usb3="00000000" w:csb0="000001FF" w:csb1="00000000"/>
-  </w:font>
-  <w:font w:name="宋体">
-    <w:panose1 w:val="02010600030101010101"/>
-    <w:charset w:val="86"/>
-    <w:family w:val="auto"/>
-    <w:pitch w:val="default"/>
-    <w:sig w:usb0="00000003" w:usb1="288F0000" w:usb2="00000006" w:usb3="00000000" w:csb0="00040001" w:csb1="00000000"/>
-  </w:font>
-  <w:font w:name="Wingdings">
-    <w:panose1 w:val="05000000000000000000"/>
-    <w:charset w:val="02"/>
-    <w:family w:val="auto"/>
-    <w:pitch w:val="default"/>
-    <w:sig w:usb0="00000000" w:usb1="00000000" w:usb2="00000000" w:usb3="00000000" w:csb0="80000000" w:csb1="00000000"/>
-  </w:font>
-  <w:font w:name="Arial">
-    <w:panose1 w:val="020B0604020202020204"/>
-    <w:charset w:val="01"/>
-    <w:family w:val="swiss"/>
-    <w:pitch w:val="default"/>
-    <w:sig w:usb0="E0002AFF" w:usb1="C0007843" w:usb2="00000009" w:usb3="00000000" w:csb0="400001FF" w:csb1="FFFF0000"/>
-  </w:font>
-  <w:font w:name="黑体">
-    <w:panose1 w:val="02010609060101010101"/>
-    <w:charset w:val="86"/>
-    <w:family w:val="auto"/>
-    <w:pitch w:val="default"/>
-    <w:sig w:usb0="800002BF" w:usb1="38CF7CFA" w:usb2="00000016" w:usb3="00000000" w:csb0="00040001" w:csb1="00000000"/>
-  </w:font>
-  <w:font w:name="Courier New">
-    <w:panose1 w:val="02070309020205020404"/>
-    <w:charset w:val="01"/>
-    <w:family w:val="modern"/>
-    <w:pitch w:val="default"/>
-    <w:sig w:usb0="E0002AFF" w:usb1="C0007843" w:usb2="00000009" w:usb3="00000000" w:csb0="400001FF" w:csb1="FFFF0000"/>
-  </w:font>
-  <w:font w:name="Symbol">
-    <w:panose1 w:val="05050102010706020507"/>
-    <w:charset w:val="02"/>
-    <w:family w:val="roman"/>
-    <w:pitch w:val="default"/>
-    <w:sig w:usb0="00000000" w:usb1="00000000" w:usb2="00000000" w:usb3="00000000" w:csb0="80000000" w:csb1="00000000"/>
-  </w:font>
-  <w:font w:name="Calibri">
-    <w:panose1 w:val="020F0502020204030204"/>
-    <w:charset w:val="00"/>
-    <w:family w:val="swiss"/>
-    <w:pitch w:val="default"/>
-    <w:sig w:usb0="E10002FF" w:usb1="4000ACFF" w:usb2="00000009" w:usb3="00000000" w:csb0="2000019F" w:csb1="00000000"/>
-  </w:font>
-</w:fonts>
-</file>
-
-<file path=word\footer1.xml><?xml version="1.0" encoding="utf-8"?>
+<file path=word/footer1.xml><?xml version="1.0" encoding="utf-8"?>
 <w:ftr xmlns:w="http://schemas.openxmlformats.org/wordprocessingml/2006/main">
   <w:p>
     <w:pPr>
@@ -10846,68 +11340,7 @@
 </w:ftr>
 </file>
 
-<file path=word\settings.xml><?xml version="1.0" encoding="utf-8"?>
-<w:settings xmlns:mc="http://schemas.openxmlformats.org/markup-compatibility/2006" xmlns:o="urn:schemas-microsoft-com:office:office" xmlns:r="http://schemas.openxmlformats.org/officeDocument/2006/relationships" xmlns:m="http://schemas.openxmlformats.org/officeDocument/2006/math" xmlns:v="urn:schemas-microsoft-com:vml" xmlns:w10="urn:schemas-microsoft-com:office:word" xmlns:w="http://schemas.openxmlformats.org/wordprocessingml/2006/main" xmlns:w14="http://schemas.microsoft.com/office/word/2010/wordml" xmlns:sl="http://schemas.openxmlformats.org/schemaLibrary/2006/main" xmlns:wpsCustomData="http://www.wps.cn/officeDocument/2013/wpsCustomData" mc:Ignorable="w14">
-  <w:zoom w:percent="120"/>
-  <w:embedSystemFonts/>
-  <w:bordersDoNotSurroundHeader w:val="0"/>
-  <w:bordersDoNotSurroundFooter w:val="0"/>
-  <w:documentProtection w:enforcement="0"/>
-  <w:defaultTabStop w:val="420"/>
-  <w:drawingGridVerticalSpacing w:val="156"/>
-  <w:displayHorizontalDrawingGridEvery w:val="1"/>
-  <w:displayVerticalDrawingGridEvery w:val="1"/>
-  <w:noPunctuationKerning w:val="1"/>
-  <w:characterSpacingControl w:val="compressPunctuation"/>
-  <w:compat>
-    <w:spaceForUL/>
-    <w:balanceSingleByteDoubleByteWidth/>
-    <w:doNotLeaveBackslashAlone/>
-    <w:ulTrailSpace/>
-    <w:doNotExpandShiftReturn/>
-    <w:adjustLineHeightInTable/>
-    <w:doNotWrapTextWithPunct/>
-    <w:doNotUseEastAsianBreakRules/>
-    <w:useFELayout/>
-    <w:doNotUseIndentAsNumberingTabStop/>
-    <w:compatSetting w:name="compatibilityMode" w:uri="http://schemas.microsoft.com/office/word" w:val="14"/>
-    <w:compatSetting w:name="overrideTableStyleFontSizeAndJustification" w:uri="http://schemas.microsoft.com/office/word" w:val="1"/>
-    <w:compatSetting w:name="enableOpenTypeFeatures" w:uri="http://schemas.microsoft.com/office/word" w:val="1"/>
-    <w:compatSetting w:name="doNotFlipMirrorIndents" w:uri="http://schemas.microsoft.com/office/word" w:val="1"/>
-  </w:compat>
-  <w:docVars>
-    <w:docVar w:name="commondata" w:val="eyJoZGlkIjoiZTI3MmVlZGZmNTAyNWI2NDgyZjY4MDkzMjJhMmYzYTAifQ=="/>
-  </w:docVars>
-  <w:rsids>
-    <w:rsidRoot w:val="00000000"/>
-    <w:rsid w:val="33C36108"/>
-  </w:rsids>
-  <m:mathPr>
-    <m:mathFont m:val="Cambria Math"/>
-    <m:brkBin m:val="before"/>
-    <m:brkBinSub m:val="--"/>
-    <m:smallFrac m:val="0"/>
-    <m:dispDef/>
-    <m:lMargin m:val="0"/>
-    <m:rMargin m:val="0"/>
-    <m:defJc m:val="centerGroup"/>
-    <m:wrapIndent m:val="1440"/>
-    <m:intLim m:val="subSup"/>
-    <m:naryLim m:val="undOvr"/>
-  </m:mathPr>
-  <w:themeFontLang w:val="en-US" w:eastAsia="zh-CN"/>
-  <w:clrSchemeMapping w:bg1="light1" w:t1="dark1" w:bg2="light2" w:t2="dark2" w:accent1="accent1" w:accent2="accent2" w:accent3="accent3" w:accent4="accent4" w:accent5="accent5" w:accent6="accent6" w:hyperlink="hyperlink" w:followedHyperlink="followedHyperlink"/>
-  <w:doNotIncludeSubdocsInStats/>
-  <w:shapeDefaults>
-    <o:shapedefaults/>
-    <o:shapelayout v:ext="edit">
-      <o:idmap v:ext="edit" data="1"/>
-    </o:shapelayout>
-  </w:shapeDefaults>
-</w:settings>
-</file>
-
-<file path=word\styles.xml><?xml version="1.0" encoding="utf-8"?>
+<file path=word/styles.xml><?xml version="1.0" encoding="utf-8"?>
 <w:styles xmlns:mc="http://schemas.openxmlformats.org/markup-compatibility/2006" xmlns:o="urn:schemas-microsoft-com:office:office" xmlns:r="http://schemas.openxmlformats.org/officeDocument/2006/relationships" xmlns:m="http://schemas.openxmlformats.org/officeDocument/2006/math" xmlns:v="urn:schemas-microsoft-com:vml" xmlns:w="http://schemas.openxmlformats.org/wordprocessingml/2006/main" xmlns:w14="http://schemas.microsoft.com/office/word/2010/wordml" xmlns:w10="urn:schemas-microsoft-com:office:word" xmlns:sl="http://schemas.openxmlformats.org/schemaLibrary/2006/main" xmlns:wpsCustomData="http://www.wps.cn/officeDocument/2013/wpsCustomData" mc:Ignorable="w14">
   <w:docDefaults>
     <w:rPrDefault>
@@ -11205,7 +11638,7 @@
 </w:styles>
 </file>
 
-<file path=word\theme\theme1.xml><?xml version="1.0" encoding="utf-8"?>
+<file path=word/theme/theme1.xml><?xml version="1.0" encoding="utf-8"?>
 <a:theme xmlns:a="http://schemas.openxmlformats.org/drawingml/2006/main" name="Office 主题">
   <a:themeElements>
     <a:clrScheme name="Office">
